--- a/docs/01_core/📈 Clarity PMF.docx
+++ b/docs/01_core/📈 Clarity PMF.docx
@@ -5,15 +5,15 @@
     <w:p>
       <w:pPr>
         <w:spacing w:before="100" w:beforeAutospacing="1" w:after="100" w:afterAutospacing="1" w:line="240" w:lineRule="auto"/>
-        <w:outlineLvl w:val="0"/>
-        <w:rPr>
-          <w:rFonts w:ascii="Times New Roman" w:eastAsia="Times New Roman" w:hAnsi="Times New Roman" w:cs="Times New Roman"/>
-          <w:b/>
-          <w:bCs/>
-          <w:color w:val="000000"/>
-          <w:kern w:val="36"/>
-          <w:sz w:val="48"/>
-          <w:szCs w:val="48"/>
+        <w:outlineLvl w:val="1"/>
+        <w:rPr>
+          <w:rFonts w:ascii="Times New Roman" w:eastAsia="Times New Roman" w:hAnsi="Times New Roman" w:cs="Times New Roman"/>
+          <w:b/>
+          <w:bCs/>
+          <w:color w:val="000000"/>
+          <w:kern w:val="0"/>
+          <w:sz w:val="36"/>
+          <w:szCs w:val="36"/>
           <w14:ligatures w14:val="none"/>
         </w:rPr>
       </w:pPr>
@@ -23,9 +23,9 @@
           <w:b/>
           <w:bCs/>
           <w:color w:val="000000"/>
-          <w:kern w:val="36"/>
-          <w:sz w:val="48"/>
-          <w:szCs w:val="48"/>
+          <w:kern w:val="0"/>
+          <w:sz w:val="36"/>
+          <w:szCs w:val="36"/>
           <w14:ligatures w14:val="none"/>
         </w:rPr>
         <w:t>📈</w:t>
@@ -36,9 +36,9 @@
           <w:b/>
           <w:bCs/>
           <w:color w:val="000000"/>
-          <w:kern w:val="36"/>
-          <w:sz w:val="48"/>
-          <w:szCs w:val="48"/>
+          <w:kern w:val="0"/>
+          <w:sz w:val="36"/>
+          <w:szCs w:val="36"/>
           <w14:ligatures w14:val="none"/>
         </w:rPr>
         <w:t xml:space="preserve"> Clarity PMF (Product-Market Fit) Strategy</w:t>
@@ -47,15 +47,15 @@
     <w:p>
       <w:pPr>
         <w:spacing w:before="100" w:beforeAutospacing="1" w:after="100" w:afterAutospacing="1" w:line="240" w:lineRule="auto"/>
-        <w:outlineLvl w:val="1"/>
-        <w:rPr>
-          <w:rFonts w:ascii="Times New Roman" w:eastAsia="Times New Roman" w:hAnsi="Times New Roman" w:cs="Times New Roman"/>
-          <w:b/>
-          <w:bCs/>
-          <w:color w:val="000000"/>
-          <w:kern w:val="0"/>
-          <w:sz w:val="36"/>
-          <w:szCs w:val="36"/>
+        <w:outlineLvl w:val="2"/>
+        <w:rPr>
+          <w:rFonts w:ascii="Times New Roman" w:eastAsia="Times New Roman" w:hAnsi="Times New Roman" w:cs="Times New Roman"/>
+          <w:b/>
+          <w:bCs/>
+          <w:color w:val="000000"/>
+          <w:kern w:val="0"/>
+          <w:sz w:val="27"/>
+          <w:szCs w:val="27"/>
           <w14:ligatures w14:val="none"/>
         </w:rPr>
       </w:pPr>
@@ -66,8 +66,8 @@
           <w:bCs/>
           <w:color w:val="000000"/>
           <w:kern w:val="0"/>
-          <w:sz w:val="36"/>
-          <w:szCs w:val="36"/>
+          <w:sz w:val="27"/>
+          <w:szCs w:val="27"/>
           <w14:ligatures w14:val="none"/>
         </w:rPr>
         <w:t>🎯</w:t>
@@ -79,8 +79,8 @@
           <w:bCs/>
           <w:color w:val="000000"/>
           <w:kern w:val="0"/>
-          <w:sz w:val="36"/>
-          <w:szCs w:val="36"/>
+          <w:sz w:val="27"/>
+          <w:szCs w:val="27"/>
           <w14:ligatures w14:val="none"/>
         </w:rPr>
         <w:t xml:space="preserve"> Goal</w:t>
@@ -103,27 +103,27 @@
           <w:kern w:val="0"/>
           <w14:ligatures w14:val="none"/>
         </w:rPr>
-        <w:t>To establish a </w:t>
-      </w:r>
-      <w:r>
-        <w:rPr>
-          <w:rFonts w:ascii="Times New Roman" w:eastAsia="Times New Roman" w:hAnsi="Times New Roman" w:cs="Times New Roman"/>
-          <w:b/>
-          <w:bCs/>
-          <w:color w:val="000000"/>
-          <w:kern w:val="0"/>
-          <w14:ligatures w14:val="none"/>
-        </w:rPr>
-        <w:t>finance-first approach</w:t>
-      </w:r>
-      <w:r>
-        <w:rPr>
-          <w:rFonts w:ascii="Times New Roman" w:eastAsia="Times New Roman" w:hAnsi="Times New Roman" w:cs="Times New Roman"/>
-          <w:color w:val="000000"/>
-          <w:kern w:val="0"/>
-          <w14:ligatures w14:val="none"/>
-        </w:rPr>
-        <w:t> for Clarity, ensuring high revenue potential and rapid adoption by </w:t>
+        <w:t>Establish a </w:t>
+      </w:r>
+      <w:r>
+        <w:rPr>
+          <w:rFonts w:ascii="Times New Roman" w:eastAsia="Times New Roman" w:hAnsi="Times New Roman" w:cs="Times New Roman"/>
+          <w:b/>
+          <w:bCs/>
+          <w:color w:val="000000"/>
+          <w:kern w:val="0"/>
+          <w14:ligatures w14:val="none"/>
+        </w:rPr>
+        <w:t>finance-first</w:t>
+      </w:r>
+      <w:r>
+        <w:rPr>
+          <w:rFonts w:ascii="Times New Roman" w:eastAsia="Times New Roman" w:hAnsi="Times New Roman" w:cs="Times New Roman"/>
+          <w:color w:val="000000"/>
+          <w:kern w:val="0"/>
+          <w14:ligatures w14:val="none"/>
+        </w:rPr>
+        <w:t> approach for Clarity, ensuring high revenue potential and rapid adoption by </w:t>
       </w:r>
       <w:r>
         <w:rPr>
@@ -151,7 +151,6 @@
         <w:spacing w:after="0" w:line="240" w:lineRule="auto"/>
         <w:rPr>
           <w:rFonts w:ascii="Times New Roman" w:eastAsia="Times New Roman" w:hAnsi="Times New Roman" w:cs="Times New Roman"/>
-          <w:color w:val="000000"/>
           <w:kern w:val="0"/>
           <w14:ligatures w14:val="none"/>
         </w:rPr>
@@ -160,7 +159,6 @@
         <w:rPr>
           <w:rFonts w:ascii="Times New Roman" w:eastAsia="Times New Roman" w:hAnsi="Times New Roman" w:cs="Times New Roman"/>
           <w:noProof/>
-          <w:color w:val="000000"/>
           <w:kern w:val="0"/>
         </w:rPr>
         <w:pict>
@@ -207,7 +205,7 @@
           <w:szCs w:val="36"/>
           <w14:ligatures w14:val="none"/>
         </w:rPr>
-        <w:t xml:space="preserve"> Primary Market: Financial Analysts &amp; Hedge Funds (First Phase)</w:t>
+        <w:t xml:space="preserve"> Primary Market: Financial Analysts &amp; Hedge Funds (First Phase)</w:t>
       </w:r>
     </w:p>
     <w:p>
@@ -236,7 +234,7 @@
           <w:szCs w:val="27"/>
           <w14:ligatures w14:val="none"/>
         </w:rPr>
-        <w:t>🔹</w:t>
+        <w:t>📍</w:t>
       </w:r>
       <w:r>
         <w:rPr>
@@ -256,7 +254,7 @@
       <w:pPr>
         <w:numPr>
           <w:ilvl w:val="0"/>
-          <w:numId w:val="1"/>
+          <w:numId w:val="6"/>
         </w:numPr>
         <w:spacing w:before="100" w:beforeAutospacing="1" w:after="100" w:afterAutospacing="1" w:line="240" w:lineRule="auto"/>
         <w:rPr>
@@ -275,16 +273,16 @@
           <w:kern w:val="0"/>
           <w14:ligatures w14:val="none"/>
         </w:rPr>
-        <w:t>High-stakes need</w:t>
-      </w:r>
-      <w:r>
-        <w:rPr>
-          <w:rFonts w:ascii="Times New Roman" w:eastAsia="Times New Roman" w:hAnsi="Times New Roman" w:cs="Times New Roman"/>
-          <w:color w:val="000000"/>
-          <w:kern w:val="0"/>
-          <w14:ligatures w14:val="none"/>
-        </w:rPr>
-        <w:t>: Misinformation moves markets, leading to </w:t>
+        <w:t>High-stakes need:</w:t>
+      </w:r>
+      <w:r>
+        <w:rPr>
+          <w:rFonts w:ascii="Times New Roman" w:eastAsia="Times New Roman" w:hAnsi="Times New Roman" w:cs="Times New Roman"/>
+          <w:color w:val="000000"/>
+          <w:kern w:val="0"/>
+          <w14:ligatures w14:val="none"/>
+        </w:rPr>
+        <w:t> Misinformation moves markets, leading to </w:t>
       </w:r>
       <w:r>
         <w:rPr>
@@ -311,7 +309,7 @@
       <w:pPr>
         <w:numPr>
           <w:ilvl w:val="0"/>
-          <w:numId w:val="1"/>
+          <w:numId w:val="6"/>
         </w:numPr>
         <w:spacing w:before="100" w:beforeAutospacing="1" w:after="100" w:afterAutospacing="1" w:line="240" w:lineRule="auto"/>
         <w:rPr>
@@ -330,16 +328,16 @@
           <w:kern w:val="0"/>
           <w14:ligatures w14:val="none"/>
         </w:rPr>
-        <w:t>Urgent demand</w:t>
-      </w:r>
-      <w:r>
-        <w:rPr>
-          <w:rFonts w:ascii="Times New Roman" w:eastAsia="Times New Roman" w:hAnsi="Times New Roman" w:cs="Times New Roman"/>
-          <w:color w:val="000000"/>
-          <w:kern w:val="0"/>
-          <w14:ligatures w14:val="none"/>
-        </w:rPr>
-        <w:t>: Hedge funds and traders </w:t>
+        <w:t>Urgent demand:</w:t>
+      </w:r>
+      <w:r>
+        <w:rPr>
+          <w:rFonts w:ascii="Times New Roman" w:eastAsia="Times New Roman" w:hAnsi="Times New Roman" w:cs="Times New Roman"/>
+          <w:color w:val="000000"/>
+          <w:kern w:val="0"/>
+          <w14:ligatures w14:val="none"/>
+        </w:rPr>
+        <w:t> Hedge funds and traders </w:t>
       </w:r>
       <w:r>
         <w:rPr>
@@ -366,7 +364,7 @@
       <w:pPr>
         <w:numPr>
           <w:ilvl w:val="0"/>
-          <w:numId w:val="1"/>
+          <w:numId w:val="6"/>
         </w:numPr>
         <w:spacing w:before="100" w:beforeAutospacing="1" w:after="100" w:afterAutospacing="1" w:line="240" w:lineRule="auto"/>
         <w:rPr>
@@ -385,36 +383,16 @@
           <w:kern w:val="0"/>
           <w14:ligatures w14:val="none"/>
         </w:rPr>
-        <w:t>Low tolerance for misinformation</w:t>
-      </w:r>
-      <w:r>
-        <w:rPr>
-          <w:rFonts w:ascii="Times New Roman" w:eastAsia="Times New Roman" w:hAnsi="Times New Roman" w:cs="Times New Roman"/>
-          <w:color w:val="000000"/>
-          <w:kern w:val="0"/>
-          <w14:ligatures w14:val="none"/>
-        </w:rPr>
-        <w:t xml:space="preserve">: Professionals </w:t>
-      </w:r>
-      <w:proofErr w:type="gramStart"/>
-      <w:r>
-        <w:rPr>
-          <w:rFonts w:ascii="Times New Roman" w:eastAsia="Times New Roman" w:hAnsi="Times New Roman" w:cs="Times New Roman"/>
-          <w:color w:val="000000"/>
-          <w:kern w:val="0"/>
-          <w14:ligatures w14:val="none"/>
-        </w:rPr>
-        <w:t>need</w:t>
-      </w:r>
-      <w:proofErr w:type="gramEnd"/>
-      <w:r>
-        <w:rPr>
-          <w:rFonts w:ascii="Times New Roman" w:eastAsia="Times New Roman" w:hAnsi="Times New Roman" w:cs="Times New Roman"/>
-          <w:color w:val="000000"/>
-          <w:kern w:val="0"/>
-          <w14:ligatures w14:val="none"/>
-        </w:rPr>
-        <w:t> </w:t>
+        <w:t>Low tolerance for misinformation:</w:t>
+      </w:r>
+      <w:r>
+        <w:rPr>
+          <w:rFonts w:ascii="Times New Roman" w:eastAsia="Times New Roman" w:hAnsi="Times New Roman" w:cs="Times New Roman"/>
+          <w:color w:val="000000"/>
+          <w:kern w:val="0"/>
+          <w14:ligatures w14:val="none"/>
+        </w:rPr>
+        <w:t> Professionals need </w:t>
       </w:r>
       <w:r>
         <w:rPr>
@@ -445,14 +423,23 @@
           <w:kern w:val="0"/>
           <w14:ligatures w14:val="none"/>
         </w:rPr>
-        <w:t>high-risk decisions.</w:t>
+        <w:t>high-risk decisions</w:t>
+      </w:r>
+      <w:r>
+        <w:rPr>
+          <w:rFonts w:ascii="Times New Roman" w:eastAsia="Times New Roman" w:hAnsi="Times New Roman" w:cs="Times New Roman"/>
+          <w:color w:val="000000"/>
+          <w:kern w:val="0"/>
+          <w14:ligatures w14:val="none"/>
+        </w:rPr>
+        <w:t>.</w:t>
       </w:r>
     </w:p>
     <w:p>
       <w:pPr>
         <w:numPr>
           <w:ilvl w:val="0"/>
-          <w:numId w:val="1"/>
+          <w:numId w:val="6"/>
         </w:numPr>
         <w:spacing w:before="100" w:beforeAutospacing="1" w:after="100" w:afterAutospacing="1" w:line="240" w:lineRule="auto"/>
         <w:rPr>
@@ -471,51 +458,27 @@
           <w:kern w:val="0"/>
           <w14:ligatures w14:val="none"/>
         </w:rPr>
-        <w:t>High willingness to pay</w:t>
-      </w:r>
-      <w:r>
-        <w:rPr>
-          <w:rFonts w:ascii="Times New Roman" w:eastAsia="Times New Roman" w:hAnsi="Times New Roman" w:cs="Times New Roman"/>
-          <w:color w:val="000000"/>
-          <w:kern w:val="0"/>
-          <w14:ligatures w14:val="none"/>
-        </w:rPr>
-        <w:t>: Subscription models for finance can range </w:t>
-      </w:r>
-      <w:r>
-        <w:rPr>
-          <w:rFonts w:ascii="Times New Roman" w:eastAsia="Times New Roman" w:hAnsi="Times New Roman" w:cs="Times New Roman"/>
-          <w:b/>
-          <w:bCs/>
-          <w:color w:val="000000"/>
-          <w:kern w:val="0"/>
-          <w14:ligatures w14:val="none"/>
-        </w:rPr>
-        <w:t>from $500/</w:t>
-      </w:r>
-      <w:proofErr w:type="spellStart"/>
-      <w:r>
-        <w:rPr>
-          <w:rFonts w:ascii="Times New Roman" w:eastAsia="Times New Roman" w:hAnsi="Times New Roman" w:cs="Times New Roman"/>
-          <w:b/>
-          <w:bCs/>
-          <w:color w:val="000000"/>
-          <w:kern w:val="0"/>
-          <w14:ligatures w14:val="none"/>
-        </w:rPr>
-        <w:t>mo</w:t>
-      </w:r>
-      <w:proofErr w:type="spellEnd"/>
-      <w:r>
-        <w:rPr>
-          <w:rFonts w:ascii="Times New Roman" w:eastAsia="Times New Roman" w:hAnsi="Times New Roman" w:cs="Times New Roman"/>
-          <w:b/>
-          <w:bCs/>
-          <w:color w:val="000000"/>
-          <w:kern w:val="0"/>
-          <w14:ligatures w14:val="none"/>
-        </w:rPr>
-        <w:t xml:space="preserve"> to $10K+/mo</w:t>
+        <w:t>High willingness to pay:</w:t>
+      </w:r>
+      <w:r>
+        <w:rPr>
+          <w:rFonts w:ascii="Times New Roman" w:eastAsia="Times New Roman" w:hAnsi="Times New Roman" w:cs="Times New Roman"/>
+          <w:color w:val="000000"/>
+          <w:kern w:val="0"/>
+          <w14:ligatures w14:val="none"/>
+        </w:rPr>
+        <w:t> Subscription models for finance can range </w:t>
+      </w:r>
+      <w:r>
+        <w:rPr>
+          <w:rFonts w:ascii="Times New Roman" w:eastAsia="Times New Roman" w:hAnsi="Times New Roman" w:cs="Times New Roman"/>
+          <w:b/>
+          <w:bCs/>
+          <w:color w:val="000000"/>
+          <w:kern w:val="0"/>
+          <w14:ligatures w14:val="none"/>
+        </w:rPr>
+        <w:t>from $500/mo to $10K+/mo</w:t>
       </w:r>
       <w:r>
         <w:rPr>
@@ -553,7 +516,7 @@
           <w:szCs w:val="27"/>
           <w14:ligatures w14:val="none"/>
         </w:rPr>
-        <w:t>📌</w:t>
+        <w:t>📄</w:t>
       </w:r>
       <w:r>
         <w:rPr>
@@ -571,6 +534,10 @@
     </w:p>
     <w:p>
       <w:pPr>
+        <w:numPr>
+          <w:ilvl w:val="0"/>
+          <w:numId w:val="7"/>
+        </w:numPr>
         <w:spacing w:before="100" w:beforeAutospacing="1" w:after="100" w:afterAutospacing="1" w:line="240" w:lineRule="auto"/>
         <w:rPr>
           <w:rFonts w:ascii="Times New Roman" w:eastAsia="Times New Roman" w:hAnsi="Times New Roman" w:cs="Times New Roman"/>
@@ -582,6 +549,8 @@
       <w:r>
         <w:rPr>
           <w:rFonts w:ascii="Apple Color Emoji" w:eastAsia="Times New Roman" w:hAnsi="Apple Color Emoji" w:cs="Apple Color Emoji"/>
+          <w:b/>
+          <w:bCs/>
           <w:color w:val="000000"/>
           <w:kern w:val="0"/>
           <w14:ligatures w14:val="none"/>
@@ -591,22 +560,13 @@
       <w:r>
         <w:rPr>
           <w:rFonts w:ascii="Times New Roman" w:eastAsia="Times New Roman" w:hAnsi="Times New Roman" w:cs="Times New Roman"/>
-          <w:color w:val="000000"/>
-          <w:kern w:val="0"/>
-          <w14:ligatures w14:val="none"/>
-        </w:rPr>
-        <w:t> </w:t>
-      </w:r>
-      <w:r>
-        <w:rPr>
-          <w:rFonts w:ascii="Times New Roman" w:eastAsia="Times New Roman" w:hAnsi="Times New Roman" w:cs="Times New Roman"/>
-          <w:b/>
-          <w:bCs/>
-          <w:color w:val="000000"/>
-          <w:kern w:val="0"/>
-          <w14:ligatures w14:val="none"/>
-        </w:rPr>
-        <w:t>Real-Time Contradiction Detection</w:t>
+          <w:b/>
+          <w:bCs/>
+          <w:color w:val="000000"/>
+          <w:kern w:val="0"/>
+          <w14:ligatures w14:val="none"/>
+        </w:rPr>
+        <w:t xml:space="preserve"> Real-Time Contradiction Detection</w:t>
       </w:r>
       <w:r>
         <w:rPr>
@@ -616,155 +576,151 @@
           <w14:ligatures w14:val="none"/>
         </w:rPr>
         <w:t> → Avoid market manipulation traps.</w:t>
-      </w:r>
-      <w:r>
-        <w:rPr>
-          <w:rFonts w:ascii="Times New Roman" w:eastAsia="Times New Roman" w:hAnsi="Times New Roman" w:cs="Times New Roman"/>
-          <w:color w:val="000000"/>
-          <w:kern w:val="0"/>
-          <w14:ligatures w14:val="none"/>
-        </w:rPr>
-        <w:br/>
-      </w:r>
-      <w:r>
-        <w:rPr>
-          <w:rFonts w:ascii="Apple Color Emoji" w:eastAsia="Times New Roman" w:hAnsi="Apple Color Emoji" w:cs="Apple Color Emoji"/>
-          <w:color w:val="000000"/>
-          <w:kern w:val="0"/>
-          <w14:ligatures w14:val="none"/>
-        </w:rPr>
-        <w:t>✅</w:t>
-      </w:r>
-      <w:r>
-        <w:rPr>
-          <w:rFonts w:ascii="Times New Roman" w:eastAsia="Times New Roman" w:hAnsi="Times New Roman" w:cs="Times New Roman"/>
-          <w:color w:val="000000"/>
-          <w:kern w:val="0"/>
-          <w14:ligatures w14:val="none"/>
-        </w:rPr>
-        <w:t> </w:t>
-      </w:r>
-      <w:r>
-        <w:rPr>
-          <w:rFonts w:ascii="Times New Roman" w:eastAsia="Times New Roman" w:hAnsi="Times New Roman" w:cs="Times New Roman"/>
-          <w:b/>
-          <w:bCs/>
-          <w:color w:val="000000"/>
-          <w:kern w:val="0"/>
-          <w14:ligatures w14:val="none"/>
-        </w:rPr>
-        <w:t>AI-Powered Sentiment &amp; Bias Analysis</w:t>
-      </w:r>
-      <w:r>
-        <w:rPr>
-          <w:rFonts w:ascii="Times New Roman" w:eastAsia="Times New Roman" w:hAnsi="Times New Roman" w:cs="Times New Roman"/>
-          <w:color w:val="000000"/>
-          <w:kern w:val="0"/>
-          <w14:ligatures w14:val="none"/>
-        </w:rPr>
-        <w:t> → Identify misleading financial narratives.</w:t>
-      </w:r>
-      <w:r>
-        <w:rPr>
-          <w:rFonts w:ascii="Times New Roman" w:eastAsia="Times New Roman" w:hAnsi="Times New Roman" w:cs="Times New Roman"/>
-          <w:color w:val="000000"/>
-          <w:kern w:val="0"/>
-          <w14:ligatures w14:val="none"/>
-        </w:rPr>
-        <w:br/>
-      </w:r>
-      <w:r>
-        <w:rPr>
-          <w:rFonts w:ascii="Apple Color Emoji" w:eastAsia="Times New Roman" w:hAnsi="Apple Color Emoji" w:cs="Apple Color Emoji"/>
-          <w:color w:val="000000"/>
-          <w:kern w:val="0"/>
-          <w14:ligatures w14:val="none"/>
-        </w:rPr>
-        <w:t>✅</w:t>
-      </w:r>
-      <w:r>
-        <w:rPr>
-          <w:rFonts w:ascii="Times New Roman" w:eastAsia="Times New Roman" w:hAnsi="Times New Roman" w:cs="Times New Roman"/>
-          <w:color w:val="000000"/>
-          <w:kern w:val="0"/>
-          <w14:ligatures w14:val="none"/>
-        </w:rPr>
-        <w:t> </w:t>
-      </w:r>
-      <w:r>
-        <w:rPr>
-          <w:rFonts w:ascii="Times New Roman" w:eastAsia="Times New Roman" w:hAnsi="Times New Roman" w:cs="Times New Roman"/>
-          <w:b/>
-          <w:bCs/>
-          <w:color w:val="000000"/>
-          <w:kern w:val="0"/>
-          <w14:ligatures w14:val="none"/>
-        </w:rPr>
-        <w:t>Predictive Market Impact Assessment</w:t>
-      </w:r>
-      <w:r>
-        <w:rPr>
-          <w:rFonts w:ascii="Times New Roman" w:eastAsia="Times New Roman" w:hAnsi="Times New Roman" w:cs="Times New Roman"/>
-          <w:color w:val="000000"/>
-          <w:kern w:val="0"/>
-          <w14:ligatures w14:val="none"/>
-        </w:rPr>
-        <w:t> → Estimate stock/crypto movements from misinformation trends.</w:t>
-      </w:r>
-      <w:r>
-        <w:rPr>
-          <w:rFonts w:ascii="Times New Roman" w:eastAsia="Times New Roman" w:hAnsi="Times New Roman" w:cs="Times New Roman"/>
-          <w:color w:val="000000"/>
-          <w:kern w:val="0"/>
-          <w14:ligatures w14:val="none"/>
-        </w:rPr>
-        <w:br/>
-      </w:r>
-      <w:r>
-        <w:rPr>
-          <w:rFonts w:ascii="Apple Color Emoji" w:eastAsia="Times New Roman" w:hAnsi="Apple Color Emoji" w:cs="Apple Color Emoji"/>
-          <w:color w:val="000000"/>
-          <w:kern w:val="0"/>
-          <w14:ligatures w14:val="none"/>
-        </w:rPr>
-        <w:t>✅</w:t>
-      </w:r>
-      <w:r>
-        <w:rPr>
-          <w:rFonts w:ascii="Times New Roman" w:eastAsia="Times New Roman" w:hAnsi="Times New Roman" w:cs="Times New Roman"/>
-          <w:color w:val="000000"/>
-          <w:kern w:val="0"/>
-          <w14:ligatures w14:val="none"/>
-        </w:rPr>
-        <w:t> </w:t>
-      </w:r>
-      <w:r>
-        <w:rPr>
-          <w:rFonts w:ascii="Times New Roman" w:eastAsia="Times New Roman" w:hAnsi="Times New Roman" w:cs="Times New Roman"/>
-          <w:b/>
-          <w:bCs/>
-          <w:color w:val="000000"/>
-          <w:kern w:val="0"/>
-          <w14:ligatures w14:val="none"/>
-        </w:rPr>
-        <w:t>Custom Alerts &amp; Intelligence Feeds</w:t>
-      </w:r>
-      <w:r>
-        <w:rPr>
-          <w:rFonts w:ascii="Times New Roman" w:eastAsia="Times New Roman" w:hAnsi="Times New Roman" w:cs="Times New Roman"/>
-          <w:color w:val="000000"/>
-          <w:kern w:val="0"/>
-          <w14:ligatures w14:val="none"/>
-        </w:rPr>
-        <w:t> → Immediate AI insights on market-relevant contradictions.</w:t>
       </w:r>
     </w:p>
     <w:p>
       <w:pPr>
+        <w:numPr>
+          <w:ilvl w:val="0"/>
+          <w:numId w:val="7"/>
+        </w:numPr>
+        <w:spacing w:before="100" w:beforeAutospacing="1" w:after="100" w:afterAutospacing="1" w:line="240" w:lineRule="auto"/>
+        <w:rPr>
+          <w:rFonts w:ascii="Times New Roman" w:eastAsia="Times New Roman" w:hAnsi="Times New Roman" w:cs="Times New Roman"/>
+          <w:color w:val="000000"/>
+          <w:kern w:val="0"/>
+          <w14:ligatures w14:val="none"/>
+        </w:rPr>
+      </w:pPr>
+      <w:r>
+        <w:rPr>
+          <w:rFonts w:ascii="Apple Color Emoji" w:eastAsia="Times New Roman" w:hAnsi="Apple Color Emoji" w:cs="Apple Color Emoji"/>
+          <w:b/>
+          <w:bCs/>
+          <w:color w:val="000000"/>
+          <w:kern w:val="0"/>
+          <w14:ligatures w14:val="none"/>
+        </w:rPr>
+        <w:t>✅</w:t>
+      </w:r>
+      <w:r>
+        <w:rPr>
+          <w:rFonts w:ascii="Times New Roman" w:eastAsia="Times New Roman" w:hAnsi="Times New Roman" w:cs="Times New Roman"/>
+          <w:b/>
+          <w:bCs/>
+          <w:color w:val="000000"/>
+          <w:kern w:val="0"/>
+          <w14:ligatures w14:val="none"/>
+        </w:rPr>
+        <w:t xml:space="preserve"> AI-Powered Sentiment &amp; Bias Analysis</w:t>
+      </w:r>
+      <w:r>
+        <w:rPr>
+          <w:rFonts w:ascii="Times New Roman" w:eastAsia="Times New Roman" w:hAnsi="Times New Roman" w:cs="Times New Roman"/>
+          <w:color w:val="000000"/>
+          <w:kern w:val="0"/>
+          <w14:ligatures w14:val="none"/>
+        </w:rPr>
+        <w:t> → Identify misleading financial narratives.</w:t>
+      </w:r>
+    </w:p>
+    <w:p>
+      <w:pPr>
+        <w:numPr>
+          <w:ilvl w:val="0"/>
+          <w:numId w:val="7"/>
+        </w:numPr>
+        <w:spacing w:before="100" w:beforeAutospacing="1" w:after="100" w:afterAutospacing="1" w:line="240" w:lineRule="auto"/>
+        <w:rPr>
+          <w:rFonts w:ascii="Times New Roman" w:eastAsia="Times New Roman" w:hAnsi="Times New Roman" w:cs="Times New Roman"/>
+          <w:color w:val="000000"/>
+          <w:kern w:val="0"/>
+          <w14:ligatures w14:val="none"/>
+        </w:rPr>
+      </w:pPr>
+      <w:r>
+        <w:rPr>
+          <w:rFonts w:ascii="Apple Color Emoji" w:eastAsia="Times New Roman" w:hAnsi="Apple Color Emoji" w:cs="Apple Color Emoji"/>
+          <w:b/>
+          <w:bCs/>
+          <w:color w:val="000000"/>
+          <w:kern w:val="0"/>
+          <w14:ligatures w14:val="none"/>
+        </w:rPr>
+        <w:t>✅</w:t>
+      </w:r>
+      <w:r>
+        <w:rPr>
+          <w:rFonts w:ascii="Times New Roman" w:eastAsia="Times New Roman" w:hAnsi="Times New Roman" w:cs="Times New Roman"/>
+          <w:b/>
+          <w:bCs/>
+          <w:color w:val="000000"/>
+          <w:kern w:val="0"/>
+          <w14:ligatures w14:val="none"/>
+        </w:rPr>
+        <w:t xml:space="preserve"> Predictive Market Impact Assessment</w:t>
+      </w:r>
+      <w:r>
+        <w:rPr>
+          <w:rFonts w:ascii="Times New Roman" w:eastAsia="Times New Roman" w:hAnsi="Times New Roman" w:cs="Times New Roman"/>
+          <w:color w:val="000000"/>
+          <w:kern w:val="0"/>
+          <w14:ligatures w14:val="none"/>
+        </w:rPr>
+        <w:t> → Estimate stock/crypto movements from misinformation trends.</w:t>
+      </w:r>
+    </w:p>
+    <w:p>
+      <w:pPr>
+        <w:numPr>
+          <w:ilvl w:val="0"/>
+          <w:numId w:val="7"/>
+        </w:numPr>
+        <w:spacing w:before="100" w:beforeAutospacing="1" w:after="100" w:afterAutospacing="1" w:line="240" w:lineRule="auto"/>
+        <w:rPr>
+          <w:rFonts w:ascii="Times New Roman" w:eastAsia="Times New Roman" w:hAnsi="Times New Roman" w:cs="Times New Roman"/>
+          <w:color w:val="000000"/>
+          <w:kern w:val="0"/>
+          <w14:ligatures w14:val="none"/>
+        </w:rPr>
+      </w:pPr>
+      <w:r>
+        <w:rPr>
+          <w:rFonts w:ascii="Apple Color Emoji" w:eastAsia="Times New Roman" w:hAnsi="Apple Color Emoji" w:cs="Apple Color Emoji"/>
+          <w:b/>
+          <w:bCs/>
+          <w:color w:val="000000"/>
+          <w:kern w:val="0"/>
+          <w14:ligatures w14:val="none"/>
+        </w:rPr>
+        <w:t>✅</w:t>
+      </w:r>
+      <w:r>
+        <w:rPr>
+          <w:rFonts w:ascii="Times New Roman" w:eastAsia="Times New Roman" w:hAnsi="Times New Roman" w:cs="Times New Roman"/>
+          <w:b/>
+          <w:bCs/>
+          <w:color w:val="000000"/>
+          <w:kern w:val="0"/>
+          <w14:ligatures w14:val="none"/>
+        </w:rPr>
+        <w:t xml:space="preserve"> Custom Alerts &amp; Intelligence Feeds</w:t>
+      </w:r>
+      <w:r>
+        <w:rPr>
+          <w:rFonts w:ascii="Times New Roman" w:eastAsia="Times New Roman" w:hAnsi="Times New Roman" w:cs="Times New Roman"/>
+          <w:color w:val="000000"/>
+          <w:kern w:val="0"/>
+          <w14:ligatures w14:val="none"/>
+        </w:rPr>
+        <w:t> → Immediate AI insights on market-relevant contradictions.</w:t>
+      </w:r>
+    </w:p>
+    <w:p>
+      <w:pPr>
         <w:spacing w:after="0" w:line="240" w:lineRule="auto"/>
         <w:rPr>
           <w:rFonts w:ascii="Times New Roman" w:eastAsia="Times New Roman" w:hAnsi="Times New Roman" w:cs="Times New Roman"/>
-          <w:color w:val="000000"/>
           <w:kern w:val="0"/>
           <w14:ligatures w14:val="none"/>
         </w:rPr>
@@ -773,7 +729,6 @@
         <w:rPr>
           <w:rFonts w:ascii="Times New Roman" w:eastAsia="Times New Roman" w:hAnsi="Times New Roman" w:cs="Times New Roman"/>
           <w:noProof/>
-          <w:color w:val="000000"/>
           <w:kern w:val="0"/>
         </w:rPr>
         <w:pict>
@@ -820,35 +775,7 @@
           <w:szCs w:val="36"/>
           <w14:ligatures w14:val="none"/>
         </w:rPr>
-        <w:t xml:space="preserve"> Secondary Market: Investigative Journalism &amp; Media </w:t>
-      </w:r>
-      <w:proofErr w:type="gramStart"/>
-      <w:r>
-        <w:rPr>
-          <w:rFonts w:ascii="Times New Roman" w:eastAsia="Times New Roman" w:hAnsi="Times New Roman" w:cs="Times New Roman"/>
-          <w:b/>
-          <w:bCs/>
-          <w:color w:val="000000"/>
-          <w:kern w:val="0"/>
-          <w:sz w:val="36"/>
-          <w:szCs w:val="36"/>
-          <w14:ligatures w14:val="none"/>
-        </w:rPr>
-        <w:t>Watchdogs(</w:t>
-      </w:r>
-      <w:proofErr w:type="gramEnd"/>
-      <w:r>
-        <w:rPr>
-          <w:rFonts w:ascii="Times New Roman" w:eastAsia="Times New Roman" w:hAnsi="Times New Roman" w:cs="Times New Roman"/>
-          <w:b/>
-          <w:bCs/>
-          <w:color w:val="000000"/>
-          <w:kern w:val="0"/>
-          <w:sz w:val="36"/>
-          <w:szCs w:val="36"/>
-          <w14:ligatures w14:val="none"/>
-        </w:rPr>
-        <w:t>Expansion Phase)</w:t>
+        <w:t xml:space="preserve"> Secondary Market: Investigative Journalism &amp; Media Watchdogs (Expansion Phase)</w:t>
       </w:r>
     </w:p>
     <w:p>
@@ -877,7 +804,7 @@
           <w:szCs w:val="27"/>
           <w14:ligatures w14:val="none"/>
         </w:rPr>
-        <w:t>🔹</w:t>
+        <w:t>📍</w:t>
       </w:r>
       <w:r>
         <w:rPr>
@@ -897,7 +824,7 @@
       <w:pPr>
         <w:numPr>
           <w:ilvl w:val="0"/>
-          <w:numId w:val="2"/>
+          <w:numId w:val="8"/>
         </w:numPr>
         <w:spacing w:before="100" w:beforeAutospacing="1" w:after="100" w:afterAutospacing="1" w:line="240" w:lineRule="auto"/>
         <w:rPr>
@@ -916,7 +843,6 @@
           <w:kern w:val="0"/>
           <w14:ligatures w14:val="none"/>
         </w:rPr>
-        <w:lastRenderedPageBreak/>
         <w:t>Journalists rely on AI-assisted research</w:t>
       </w:r>
       <w:r>
@@ -933,7 +859,7 @@
       <w:pPr>
         <w:numPr>
           <w:ilvl w:val="0"/>
-          <w:numId w:val="2"/>
+          <w:numId w:val="8"/>
         </w:numPr>
         <w:spacing w:before="100" w:beforeAutospacing="1" w:after="100" w:afterAutospacing="1" w:line="240" w:lineRule="auto"/>
         <w:rPr>
@@ -968,7 +894,7 @@
       <w:pPr>
         <w:numPr>
           <w:ilvl w:val="0"/>
-          <w:numId w:val="2"/>
+          <w:numId w:val="8"/>
         </w:numPr>
         <w:spacing w:before="100" w:beforeAutospacing="1" w:after="100" w:afterAutospacing="1" w:line="240" w:lineRule="auto"/>
         <w:rPr>
@@ -987,6 +913,7 @@
           <w:kern w:val="0"/>
           <w14:ligatures w14:val="none"/>
         </w:rPr>
+        <w:lastRenderedPageBreak/>
         <w:t>Ideal for long-term credibility &amp; market expansion.</w:t>
       </w:r>
     </w:p>
@@ -1016,7 +943,7 @@
           <w:szCs w:val="27"/>
           <w14:ligatures w14:val="none"/>
         </w:rPr>
-        <w:t>📌</w:t>
+        <w:t>📄</w:t>
       </w:r>
       <w:r>
         <w:rPr>
@@ -1034,6 +961,10 @@
     </w:p>
     <w:p>
       <w:pPr>
+        <w:numPr>
+          <w:ilvl w:val="0"/>
+          <w:numId w:val="9"/>
+        </w:numPr>
         <w:spacing w:before="100" w:beforeAutospacing="1" w:after="100" w:afterAutospacing="1" w:line="240" w:lineRule="auto"/>
         <w:rPr>
           <w:rFonts w:ascii="Times New Roman" w:eastAsia="Times New Roman" w:hAnsi="Times New Roman" w:cs="Times New Roman"/>
@@ -1045,6 +976,8 @@
       <w:r>
         <w:rPr>
           <w:rFonts w:ascii="Apple Color Emoji" w:eastAsia="Times New Roman" w:hAnsi="Apple Color Emoji" w:cs="Apple Color Emoji"/>
+          <w:b/>
+          <w:bCs/>
           <w:color w:val="000000"/>
           <w:kern w:val="0"/>
           <w14:ligatures w14:val="none"/>
@@ -1054,22 +987,13 @@
       <w:r>
         <w:rPr>
           <w:rFonts w:ascii="Times New Roman" w:eastAsia="Times New Roman" w:hAnsi="Times New Roman" w:cs="Times New Roman"/>
-          <w:color w:val="000000"/>
-          <w:kern w:val="0"/>
-          <w14:ligatures w14:val="none"/>
-        </w:rPr>
-        <w:t> </w:t>
-      </w:r>
-      <w:r>
-        <w:rPr>
-          <w:rFonts w:ascii="Times New Roman" w:eastAsia="Times New Roman" w:hAnsi="Times New Roman" w:cs="Times New Roman"/>
-          <w:b/>
-          <w:bCs/>
-          <w:color w:val="000000"/>
-          <w:kern w:val="0"/>
-          <w14:ligatures w14:val="none"/>
-        </w:rPr>
-        <w:t>Narrative Mapping &amp; Source Tracking</w:t>
+          <w:b/>
+          <w:bCs/>
+          <w:color w:val="000000"/>
+          <w:kern w:val="0"/>
+          <w14:ligatures w14:val="none"/>
+        </w:rPr>
+        <w:t xml:space="preserve"> Narrative Mapping &amp; Source Tracking</w:t>
       </w:r>
       <w:r>
         <w:rPr>
@@ -1079,155 +1003,151 @@
           <w14:ligatures w14:val="none"/>
         </w:rPr>
         <w:t> → AI-assisted deep research.</w:t>
-      </w:r>
-      <w:r>
-        <w:rPr>
-          <w:rFonts w:ascii="Times New Roman" w:eastAsia="Times New Roman" w:hAnsi="Times New Roman" w:cs="Times New Roman"/>
-          <w:color w:val="000000"/>
-          <w:kern w:val="0"/>
-          <w14:ligatures w14:val="none"/>
-        </w:rPr>
-        <w:br/>
-      </w:r>
-      <w:r>
-        <w:rPr>
-          <w:rFonts w:ascii="Apple Color Emoji" w:eastAsia="Times New Roman" w:hAnsi="Apple Color Emoji" w:cs="Apple Color Emoji"/>
-          <w:color w:val="000000"/>
-          <w:kern w:val="0"/>
-          <w14:ligatures w14:val="none"/>
-        </w:rPr>
-        <w:t>✅</w:t>
-      </w:r>
-      <w:r>
-        <w:rPr>
-          <w:rFonts w:ascii="Times New Roman" w:eastAsia="Times New Roman" w:hAnsi="Times New Roman" w:cs="Times New Roman"/>
-          <w:color w:val="000000"/>
-          <w:kern w:val="0"/>
-          <w14:ligatures w14:val="none"/>
-        </w:rPr>
-        <w:t> </w:t>
-      </w:r>
-      <w:r>
-        <w:rPr>
-          <w:rFonts w:ascii="Times New Roman" w:eastAsia="Times New Roman" w:hAnsi="Times New Roman" w:cs="Times New Roman"/>
-          <w:b/>
-          <w:bCs/>
-          <w:color w:val="000000"/>
-          <w:kern w:val="0"/>
-          <w14:ligatures w14:val="none"/>
-        </w:rPr>
-        <w:t>Historical Contradiction Analysis</w:t>
-      </w:r>
-      <w:r>
-        <w:rPr>
-          <w:rFonts w:ascii="Times New Roman" w:eastAsia="Times New Roman" w:hAnsi="Times New Roman" w:cs="Times New Roman"/>
-          <w:color w:val="000000"/>
-          <w:kern w:val="0"/>
-          <w14:ligatures w14:val="none"/>
-        </w:rPr>
-        <w:t> → Find changes in official narratives.</w:t>
-      </w:r>
-      <w:r>
-        <w:rPr>
-          <w:rFonts w:ascii="Times New Roman" w:eastAsia="Times New Roman" w:hAnsi="Times New Roman" w:cs="Times New Roman"/>
-          <w:color w:val="000000"/>
-          <w:kern w:val="0"/>
-          <w14:ligatures w14:val="none"/>
-        </w:rPr>
-        <w:br/>
-      </w:r>
-      <w:r>
-        <w:rPr>
-          <w:rFonts w:ascii="Apple Color Emoji" w:eastAsia="Times New Roman" w:hAnsi="Apple Color Emoji" w:cs="Apple Color Emoji"/>
-          <w:color w:val="000000"/>
-          <w:kern w:val="0"/>
-          <w14:ligatures w14:val="none"/>
-        </w:rPr>
-        <w:t>✅</w:t>
-      </w:r>
-      <w:r>
-        <w:rPr>
-          <w:rFonts w:ascii="Times New Roman" w:eastAsia="Times New Roman" w:hAnsi="Times New Roman" w:cs="Times New Roman"/>
-          <w:color w:val="000000"/>
-          <w:kern w:val="0"/>
-          <w14:ligatures w14:val="none"/>
-        </w:rPr>
-        <w:t> </w:t>
-      </w:r>
-      <w:r>
-        <w:rPr>
-          <w:rFonts w:ascii="Times New Roman" w:eastAsia="Times New Roman" w:hAnsi="Times New Roman" w:cs="Times New Roman"/>
-          <w:b/>
-          <w:bCs/>
-          <w:color w:val="000000"/>
-          <w:kern w:val="0"/>
-          <w14:ligatures w14:val="none"/>
-        </w:rPr>
-        <w:t>Misinformation Network Detection</w:t>
-      </w:r>
-      <w:r>
-        <w:rPr>
-          <w:rFonts w:ascii="Times New Roman" w:eastAsia="Times New Roman" w:hAnsi="Times New Roman" w:cs="Times New Roman"/>
-          <w:color w:val="000000"/>
-          <w:kern w:val="0"/>
-          <w14:ligatures w14:val="none"/>
-        </w:rPr>
-        <w:t> → Track coordinated disinformation efforts.</w:t>
-      </w:r>
-      <w:r>
-        <w:rPr>
-          <w:rFonts w:ascii="Times New Roman" w:eastAsia="Times New Roman" w:hAnsi="Times New Roman" w:cs="Times New Roman"/>
-          <w:color w:val="000000"/>
-          <w:kern w:val="0"/>
-          <w14:ligatures w14:val="none"/>
-        </w:rPr>
-        <w:br/>
-      </w:r>
-      <w:r>
-        <w:rPr>
-          <w:rFonts w:ascii="Apple Color Emoji" w:eastAsia="Times New Roman" w:hAnsi="Apple Color Emoji" w:cs="Apple Color Emoji"/>
-          <w:color w:val="000000"/>
-          <w:kern w:val="0"/>
-          <w14:ligatures w14:val="none"/>
-        </w:rPr>
-        <w:t>✅</w:t>
-      </w:r>
-      <w:r>
-        <w:rPr>
-          <w:rFonts w:ascii="Times New Roman" w:eastAsia="Times New Roman" w:hAnsi="Times New Roman" w:cs="Times New Roman"/>
-          <w:color w:val="000000"/>
-          <w:kern w:val="0"/>
-          <w14:ligatures w14:val="none"/>
-        </w:rPr>
-        <w:t> </w:t>
-      </w:r>
-      <w:r>
-        <w:rPr>
-          <w:rFonts w:ascii="Times New Roman" w:eastAsia="Times New Roman" w:hAnsi="Times New Roman" w:cs="Times New Roman"/>
-          <w:b/>
-          <w:bCs/>
-          <w:color w:val="000000"/>
-          <w:kern w:val="0"/>
-          <w14:ligatures w14:val="none"/>
-        </w:rPr>
-        <w:t>Enterprise API for News Verification</w:t>
-      </w:r>
-      <w:r>
-        <w:rPr>
-          <w:rFonts w:ascii="Times New Roman" w:eastAsia="Times New Roman" w:hAnsi="Times New Roman" w:cs="Times New Roman"/>
-          <w:color w:val="000000"/>
-          <w:kern w:val="0"/>
-          <w14:ligatures w14:val="none"/>
-        </w:rPr>
-        <w:t> → AI-driven fact-checking integration.</w:t>
       </w:r>
     </w:p>
     <w:p>
       <w:pPr>
+        <w:numPr>
+          <w:ilvl w:val="0"/>
+          <w:numId w:val="9"/>
+        </w:numPr>
+        <w:spacing w:before="100" w:beforeAutospacing="1" w:after="100" w:afterAutospacing="1" w:line="240" w:lineRule="auto"/>
+        <w:rPr>
+          <w:rFonts w:ascii="Times New Roman" w:eastAsia="Times New Roman" w:hAnsi="Times New Roman" w:cs="Times New Roman"/>
+          <w:color w:val="000000"/>
+          <w:kern w:val="0"/>
+          <w14:ligatures w14:val="none"/>
+        </w:rPr>
+      </w:pPr>
+      <w:r>
+        <w:rPr>
+          <w:rFonts w:ascii="Apple Color Emoji" w:eastAsia="Times New Roman" w:hAnsi="Apple Color Emoji" w:cs="Apple Color Emoji"/>
+          <w:b/>
+          <w:bCs/>
+          <w:color w:val="000000"/>
+          <w:kern w:val="0"/>
+          <w14:ligatures w14:val="none"/>
+        </w:rPr>
+        <w:t>✅</w:t>
+      </w:r>
+      <w:r>
+        <w:rPr>
+          <w:rFonts w:ascii="Times New Roman" w:eastAsia="Times New Roman" w:hAnsi="Times New Roman" w:cs="Times New Roman"/>
+          <w:b/>
+          <w:bCs/>
+          <w:color w:val="000000"/>
+          <w:kern w:val="0"/>
+          <w14:ligatures w14:val="none"/>
+        </w:rPr>
+        <w:t xml:space="preserve"> Historical Contradiction Analysis</w:t>
+      </w:r>
+      <w:r>
+        <w:rPr>
+          <w:rFonts w:ascii="Times New Roman" w:eastAsia="Times New Roman" w:hAnsi="Times New Roman" w:cs="Times New Roman"/>
+          <w:color w:val="000000"/>
+          <w:kern w:val="0"/>
+          <w14:ligatures w14:val="none"/>
+        </w:rPr>
+        <w:t> → Find changes in official narratives.</w:t>
+      </w:r>
+    </w:p>
+    <w:p>
+      <w:pPr>
+        <w:numPr>
+          <w:ilvl w:val="0"/>
+          <w:numId w:val="9"/>
+        </w:numPr>
+        <w:spacing w:before="100" w:beforeAutospacing="1" w:after="100" w:afterAutospacing="1" w:line="240" w:lineRule="auto"/>
+        <w:rPr>
+          <w:rFonts w:ascii="Times New Roman" w:eastAsia="Times New Roman" w:hAnsi="Times New Roman" w:cs="Times New Roman"/>
+          <w:color w:val="000000"/>
+          <w:kern w:val="0"/>
+          <w14:ligatures w14:val="none"/>
+        </w:rPr>
+      </w:pPr>
+      <w:r>
+        <w:rPr>
+          <w:rFonts w:ascii="Apple Color Emoji" w:eastAsia="Times New Roman" w:hAnsi="Apple Color Emoji" w:cs="Apple Color Emoji"/>
+          <w:b/>
+          <w:bCs/>
+          <w:color w:val="000000"/>
+          <w:kern w:val="0"/>
+          <w14:ligatures w14:val="none"/>
+        </w:rPr>
+        <w:t>✅</w:t>
+      </w:r>
+      <w:r>
+        <w:rPr>
+          <w:rFonts w:ascii="Times New Roman" w:eastAsia="Times New Roman" w:hAnsi="Times New Roman" w:cs="Times New Roman"/>
+          <w:b/>
+          <w:bCs/>
+          <w:color w:val="000000"/>
+          <w:kern w:val="0"/>
+          <w14:ligatures w14:val="none"/>
+        </w:rPr>
+        <w:t xml:space="preserve"> Misinformation Network Detection</w:t>
+      </w:r>
+      <w:r>
+        <w:rPr>
+          <w:rFonts w:ascii="Times New Roman" w:eastAsia="Times New Roman" w:hAnsi="Times New Roman" w:cs="Times New Roman"/>
+          <w:color w:val="000000"/>
+          <w:kern w:val="0"/>
+          <w14:ligatures w14:val="none"/>
+        </w:rPr>
+        <w:t> → Track coordinated disinformation efforts.</w:t>
+      </w:r>
+    </w:p>
+    <w:p>
+      <w:pPr>
+        <w:numPr>
+          <w:ilvl w:val="0"/>
+          <w:numId w:val="9"/>
+        </w:numPr>
+        <w:spacing w:before="100" w:beforeAutospacing="1" w:after="100" w:afterAutospacing="1" w:line="240" w:lineRule="auto"/>
+        <w:rPr>
+          <w:rFonts w:ascii="Times New Roman" w:eastAsia="Times New Roman" w:hAnsi="Times New Roman" w:cs="Times New Roman"/>
+          <w:color w:val="000000"/>
+          <w:kern w:val="0"/>
+          <w14:ligatures w14:val="none"/>
+        </w:rPr>
+      </w:pPr>
+      <w:r>
+        <w:rPr>
+          <w:rFonts w:ascii="Apple Color Emoji" w:eastAsia="Times New Roman" w:hAnsi="Apple Color Emoji" w:cs="Apple Color Emoji"/>
+          <w:b/>
+          <w:bCs/>
+          <w:color w:val="000000"/>
+          <w:kern w:val="0"/>
+          <w14:ligatures w14:val="none"/>
+        </w:rPr>
+        <w:t>✅</w:t>
+      </w:r>
+      <w:r>
+        <w:rPr>
+          <w:rFonts w:ascii="Times New Roman" w:eastAsia="Times New Roman" w:hAnsi="Times New Roman" w:cs="Times New Roman"/>
+          <w:b/>
+          <w:bCs/>
+          <w:color w:val="000000"/>
+          <w:kern w:val="0"/>
+          <w14:ligatures w14:val="none"/>
+        </w:rPr>
+        <w:t xml:space="preserve"> Enterprise API for News Verification</w:t>
+      </w:r>
+      <w:r>
+        <w:rPr>
+          <w:rFonts w:ascii="Times New Roman" w:eastAsia="Times New Roman" w:hAnsi="Times New Roman" w:cs="Times New Roman"/>
+          <w:color w:val="000000"/>
+          <w:kern w:val="0"/>
+          <w14:ligatures w14:val="none"/>
+        </w:rPr>
+        <w:t> → AI-driven fact-checking integration.</w:t>
+      </w:r>
+    </w:p>
+    <w:p>
+      <w:pPr>
         <w:spacing w:after="0" w:line="240" w:lineRule="auto"/>
         <w:rPr>
           <w:rFonts w:ascii="Times New Roman" w:eastAsia="Times New Roman" w:hAnsi="Times New Roman" w:cs="Times New Roman"/>
-          <w:color w:val="000000"/>
           <w:kern w:val="0"/>
           <w14:ligatures w14:val="none"/>
         </w:rPr>
@@ -1236,7 +1156,6 @@
         <w:rPr>
           <w:rFonts w:ascii="Times New Roman" w:eastAsia="Times New Roman" w:hAnsi="Times New Roman" w:cs="Times New Roman"/>
           <w:noProof/>
-          <w:color w:val="000000"/>
           <w:kern w:val="0"/>
         </w:rPr>
         <w:pict>
@@ -1325,7 +1244,7 @@
           <w:szCs w:val="27"/>
           <w14:ligatures w14:val="none"/>
         </w:rPr>
-        <w:t> Real-Time News Manipulation Dashboard</w:t>
+        <w:t xml:space="preserve"> Real-Time News Manipulation Dashboard</w:t>
       </w:r>
     </w:p>
     <w:p>
@@ -1402,30 +1321,50 @@
     <w:p>
       <w:pPr>
         <w:spacing w:before="100" w:beforeAutospacing="1" w:after="100" w:afterAutospacing="1" w:line="240" w:lineRule="auto"/>
-        <w:rPr>
-          <w:rFonts w:ascii="Times New Roman" w:eastAsia="Times New Roman" w:hAnsi="Times New Roman" w:cs="Times New Roman"/>
-          <w:color w:val="000000"/>
-          <w:kern w:val="0"/>
-          <w14:ligatures w14:val="none"/>
-        </w:rPr>
-      </w:pPr>
-      <w:r>
-        <w:rPr>
-          <w:rFonts w:ascii="Times New Roman" w:eastAsia="Times New Roman" w:hAnsi="Times New Roman" w:cs="Times New Roman"/>
-          <w:b/>
-          <w:bCs/>
-          <w:color w:val="000000"/>
-          <w:kern w:val="0"/>
-          <w14:ligatures w14:val="none"/>
-        </w:rPr>
-        <w:t>Core Features:</w:t>
+        <w:outlineLvl w:val="2"/>
+        <w:rPr>
+          <w:rFonts w:ascii="Times New Roman" w:eastAsia="Times New Roman" w:hAnsi="Times New Roman" w:cs="Times New Roman"/>
+          <w:b/>
+          <w:bCs/>
+          <w:color w:val="000000"/>
+          <w:kern w:val="0"/>
+          <w:sz w:val="27"/>
+          <w:szCs w:val="27"/>
+          <w14:ligatures w14:val="none"/>
+        </w:rPr>
+      </w:pPr>
+      <w:r>
+        <w:rPr>
+          <w:rFonts w:ascii="Apple Color Emoji" w:eastAsia="Times New Roman" w:hAnsi="Apple Color Emoji" w:cs="Apple Color Emoji"/>
+          <w:b/>
+          <w:bCs/>
+          <w:color w:val="000000"/>
+          <w:kern w:val="0"/>
+          <w:sz w:val="27"/>
+          <w:szCs w:val="27"/>
+          <w14:ligatures w14:val="none"/>
+        </w:rPr>
+        <w:t>📊</w:t>
+      </w:r>
+      <w:r>
+        <w:rPr>
+          <w:rFonts w:ascii="Times New Roman" w:eastAsia="Times New Roman" w:hAnsi="Times New Roman" w:cs="Times New Roman"/>
+          <w:b/>
+          <w:bCs/>
+          <w:color w:val="000000"/>
+          <w:kern w:val="0"/>
+          <w:sz w:val="27"/>
+          <w:szCs w:val="27"/>
+          <w14:ligatures w14:val="none"/>
+        </w:rPr>
+        <w:t xml:space="preserve"> Core Features:</w:t>
       </w:r>
     </w:p>
     <w:p>
       <w:pPr>
         <w:numPr>
           <w:ilvl w:val="0"/>
-          <w:numId w:val="3"/>
+          <w:numId w:val="10"/>
         </w:numPr>
         <w:spacing w:before="100" w:beforeAutospacing="1" w:after="100" w:afterAutospacing="1" w:line="240" w:lineRule="auto"/>
         <w:rPr>
@@ -1438,6 +1377,8 @@
       <w:r>
         <w:rPr>
           <w:rFonts w:ascii="Apple Color Emoji" w:eastAsia="Times New Roman" w:hAnsi="Apple Color Emoji" w:cs="Apple Color Emoji"/>
+          <w:b/>
+          <w:bCs/>
           <w:color w:val="000000"/>
           <w:kern w:val="0"/>
           <w14:ligatures w14:val="none"/>
@@ -1447,22 +1388,13 @@
       <w:r>
         <w:rPr>
           <w:rFonts w:ascii="Times New Roman" w:eastAsia="Times New Roman" w:hAnsi="Times New Roman" w:cs="Times New Roman"/>
-          <w:color w:val="000000"/>
-          <w:kern w:val="0"/>
-          <w14:ligatures w14:val="none"/>
-        </w:rPr>
-        <w:t> </w:t>
-      </w:r>
-      <w:r>
-        <w:rPr>
-          <w:rFonts w:ascii="Times New Roman" w:eastAsia="Times New Roman" w:hAnsi="Times New Roman" w:cs="Times New Roman"/>
-          <w:b/>
-          <w:bCs/>
-          <w:color w:val="000000"/>
-          <w:kern w:val="0"/>
-          <w14:ligatures w14:val="none"/>
-        </w:rPr>
-        <w:t>Automated Contradiction Detection</w:t>
+          <w:b/>
+          <w:bCs/>
+          <w:color w:val="000000"/>
+          <w:kern w:val="0"/>
+          <w14:ligatures w14:val="none"/>
+        </w:rPr>
+        <w:t xml:space="preserve"> Automated Contradiction Detection</w:t>
       </w:r>
       <w:r>
         <w:rPr>
@@ -1478,7 +1410,7 @@
       <w:pPr>
         <w:numPr>
           <w:ilvl w:val="0"/>
-          <w:numId w:val="3"/>
+          <w:numId w:val="10"/>
         </w:numPr>
         <w:spacing w:before="100" w:beforeAutospacing="1" w:after="100" w:afterAutospacing="1" w:line="240" w:lineRule="auto"/>
         <w:rPr>
@@ -1491,6 +1423,8 @@
       <w:r>
         <w:rPr>
           <w:rFonts w:ascii="Apple Color Emoji" w:eastAsia="Times New Roman" w:hAnsi="Apple Color Emoji" w:cs="Apple Color Emoji"/>
+          <w:b/>
+          <w:bCs/>
           <w:color w:val="000000"/>
           <w:kern w:val="0"/>
           <w14:ligatures w14:val="none"/>
@@ -1500,22 +1434,13 @@
       <w:r>
         <w:rPr>
           <w:rFonts w:ascii="Times New Roman" w:eastAsia="Times New Roman" w:hAnsi="Times New Roman" w:cs="Times New Roman"/>
-          <w:color w:val="000000"/>
-          <w:kern w:val="0"/>
-          <w14:ligatures w14:val="none"/>
-        </w:rPr>
-        <w:t> </w:t>
-      </w:r>
-      <w:r>
-        <w:rPr>
-          <w:rFonts w:ascii="Times New Roman" w:eastAsia="Times New Roman" w:hAnsi="Times New Roman" w:cs="Times New Roman"/>
-          <w:b/>
-          <w:bCs/>
-          <w:color w:val="000000"/>
-          <w:kern w:val="0"/>
-          <w14:ligatures w14:val="none"/>
-        </w:rPr>
-        <w:t>Market Impact Analysis</w:t>
+          <w:b/>
+          <w:bCs/>
+          <w:color w:val="000000"/>
+          <w:kern w:val="0"/>
+          <w14:ligatures w14:val="none"/>
+        </w:rPr>
+        <w:t xml:space="preserve"> Market Impact Analysis</w:t>
       </w:r>
       <w:r>
         <w:rPr>
@@ -1551,7 +1476,7 @@
       <w:pPr>
         <w:numPr>
           <w:ilvl w:val="0"/>
-          <w:numId w:val="3"/>
+          <w:numId w:val="10"/>
         </w:numPr>
         <w:spacing w:before="100" w:beforeAutospacing="1" w:after="100" w:afterAutospacing="1" w:line="240" w:lineRule="auto"/>
         <w:rPr>
@@ -1564,6 +1489,8 @@
       <w:r>
         <w:rPr>
           <w:rFonts w:ascii="Apple Color Emoji" w:eastAsia="Times New Roman" w:hAnsi="Apple Color Emoji" w:cs="Apple Color Emoji"/>
+          <w:b/>
+          <w:bCs/>
           <w:color w:val="000000"/>
           <w:kern w:val="0"/>
           <w14:ligatures w14:val="none"/>
@@ -1573,22 +1500,13 @@
       <w:r>
         <w:rPr>
           <w:rFonts w:ascii="Times New Roman" w:eastAsia="Times New Roman" w:hAnsi="Times New Roman" w:cs="Times New Roman"/>
-          <w:color w:val="000000"/>
-          <w:kern w:val="0"/>
-          <w14:ligatures w14:val="none"/>
-        </w:rPr>
-        <w:t> </w:t>
-      </w:r>
-      <w:r>
-        <w:rPr>
-          <w:rFonts w:ascii="Times New Roman" w:eastAsia="Times New Roman" w:hAnsi="Times New Roman" w:cs="Times New Roman"/>
-          <w:b/>
-          <w:bCs/>
-          <w:color w:val="000000"/>
-          <w:kern w:val="0"/>
-          <w14:ligatures w14:val="none"/>
-        </w:rPr>
-        <w:t>Live Alerts for Finance Professionals</w:t>
+          <w:b/>
+          <w:bCs/>
+          <w:color w:val="000000"/>
+          <w:kern w:val="0"/>
+          <w14:ligatures w14:val="none"/>
+        </w:rPr>
+        <w:t xml:space="preserve"> Live Alerts for Finance Professionals</w:t>
       </w:r>
       <w:r>
         <w:rPr>
@@ -1604,7 +1522,7 @@
       <w:pPr>
         <w:numPr>
           <w:ilvl w:val="0"/>
-          <w:numId w:val="3"/>
+          <w:numId w:val="10"/>
         </w:numPr>
         <w:spacing w:before="100" w:beforeAutospacing="1" w:after="100" w:afterAutospacing="1" w:line="240" w:lineRule="auto"/>
         <w:rPr>
@@ -1617,6 +1535,8 @@
       <w:r>
         <w:rPr>
           <w:rFonts w:ascii="Apple Color Emoji" w:eastAsia="Times New Roman" w:hAnsi="Apple Color Emoji" w:cs="Apple Color Emoji"/>
+          <w:b/>
+          <w:bCs/>
           <w:color w:val="000000"/>
           <w:kern w:val="0"/>
           <w14:ligatures w14:val="none"/>
@@ -1626,22 +1546,13 @@
       <w:r>
         <w:rPr>
           <w:rFonts w:ascii="Times New Roman" w:eastAsia="Times New Roman" w:hAnsi="Times New Roman" w:cs="Times New Roman"/>
-          <w:color w:val="000000"/>
-          <w:kern w:val="0"/>
-          <w14:ligatures w14:val="none"/>
-        </w:rPr>
-        <w:t> </w:t>
-      </w:r>
-      <w:r>
-        <w:rPr>
-          <w:rFonts w:ascii="Times New Roman" w:eastAsia="Times New Roman" w:hAnsi="Times New Roman" w:cs="Times New Roman"/>
-          <w:b/>
-          <w:bCs/>
-          <w:color w:val="000000"/>
-          <w:kern w:val="0"/>
-          <w14:ligatures w14:val="none"/>
-        </w:rPr>
-        <w:t>AI-Powered Narrative Analysis</w:t>
+          <w:b/>
+          <w:bCs/>
+          <w:color w:val="000000"/>
+          <w:kern w:val="0"/>
+          <w14:ligatures w14:val="none"/>
+        </w:rPr>
+        <w:t xml:space="preserve"> AI-Powered Narrative Analysis</w:t>
       </w:r>
       <w:r>
         <w:rPr>
@@ -1676,18 +1587,27 @@
     <w:p>
       <w:pPr>
         <w:spacing w:before="100" w:beforeAutospacing="1" w:after="100" w:afterAutospacing="1" w:line="240" w:lineRule="auto"/>
-        <w:rPr>
-          <w:rFonts w:ascii="Times New Roman" w:eastAsia="Times New Roman" w:hAnsi="Times New Roman" w:cs="Times New Roman"/>
-          <w:color w:val="000000"/>
-          <w:kern w:val="0"/>
+        <w:outlineLvl w:val="2"/>
+        <w:rPr>
+          <w:rFonts w:ascii="Times New Roman" w:eastAsia="Times New Roman" w:hAnsi="Times New Roman" w:cs="Times New Roman"/>
+          <w:b/>
+          <w:bCs/>
+          <w:color w:val="000000"/>
+          <w:kern w:val="0"/>
+          <w:sz w:val="27"/>
+          <w:szCs w:val="27"/>
           <w14:ligatures w14:val="none"/>
         </w:rPr>
       </w:pPr>
       <w:r>
         <w:rPr>
           <w:rFonts w:ascii="Apple Color Emoji" w:eastAsia="Times New Roman" w:hAnsi="Apple Color Emoji" w:cs="Apple Color Emoji"/>
-          <w:color w:val="000000"/>
-          <w:kern w:val="0"/>
+          <w:b/>
+          <w:bCs/>
+          <w:color w:val="000000"/>
+          <w:kern w:val="0"/>
+          <w:sz w:val="27"/>
+          <w:szCs w:val="27"/>
           <w14:ligatures w14:val="none"/>
         </w:rPr>
         <w:t>📌</w:t>
@@ -1695,144 +1615,142 @@
       <w:r>
         <w:rPr>
           <w:rFonts w:ascii="Times New Roman" w:eastAsia="Times New Roman" w:hAnsi="Times New Roman" w:cs="Times New Roman"/>
-          <w:color w:val="000000"/>
-          <w:kern w:val="0"/>
-          <w14:ligatures w14:val="none"/>
-        </w:rPr>
-        <w:t> </w:t>
-      </w:r>
-      <w:r>
-        <w:rPr>
-          <w:rFonts w:ascii="Times New Roman" w:eastAsia="Times New Roman" w:hAnsi="Times New Roman" w:cs="Times New Roman"/>
-          <w:b/>
-          <w:bCs/>
-          <w:color w:val="000000"/>
-          <w:kern w:val="0"/>
-          <w14:ligatures w14:val="none"/>
-        </w:rPr>
-        <w:t>Why This First?</w:t>
-      </w:r>
-      <w:r>
-        <w:rPr>
-          <w:rFonts w:ascii="Times New Roman" w:eastAsia="Times New Roman" w:hAnsi="Times New Roman" w:cs="Times New Roman"/>
-          <w:color w:val="000000"/>
-          <w:kern w:val="0"/>
-          <w14:ligatures w14:val="none"/>
-        </w:rPr>
-        <w:t> </w:t>
-      </w:r>
-      <w:r>
-        <w:rPr>
-          <w:rFonts w:ascii="Apple Color Emoji" w:eastAsia="Times New Roman" w:hAnsi="Apple Color Emoji" w:cs="Apple Color Emoji"/>
-          <w:color w:val="000000"/>
-          <w:kern w:val="0"/>
-          <w14:ligatures w14:val="none"/>
-        </w:rPr>
-        <w:t>✅</w:t>
-      </w:r>
-      <w:r>
-        <w:rPr>
-          <w:rFonts w:ascii="Times New Roman" w:eastAsia="Times New Roman" w:hAnsi="Times New Roman" w:cs="Times New Roman"/>
-          <w:color w:val="000000"/>
-          <w:kern w:val="0"/>
-          <w14:ligatures w14:val="none"/>
-        </w:rPr>
-        <w:t> </w:t>
-      </w:r>
-      <w:r>
-        <w:rPr>
-          <w:rFonts w:ascii="Times New Roman" w:eastAsia="Times New Roman" w:hAnsi="Times New Roman" w:cs="Times New Roman"/>
-          <w:b/>
-          <w:bCs/>
-          <w:color w:val="000000"/>
-          <w:kern w:val="0"/>
-          <w14:ligatures w14:val="none"/>
-        </w:rPr>
-        <w:t>Proves Clarity’s intelligence value in a quantifiable way.</w:t>
-      </w:r>
-      <w:r>
-        <w:rPr>
-          <w:rFonts w:ascii="Times New Roman" w:eastAsia="Times New Roman" w:hAnsi="Times New Roman" w:cs="Times New Roman"/>
-          <w:color w:val="000000"/>
-          <w:kern w:val="0"/>
-          <w14:ligatures w14:val="none"/>
-        </w:rPr>
-        <w:br/>
-      </w:r>
-      <w:r>
-        <w:rPr>
-          <w:rFonts w:ascii="Apple Color Emoji" w:eastAsia="Times New Roman" w:hAnsi="Apple Color Emoji" w:cs="Apple Color Emoji"/>
-          <w:color w:val="000000"/>
-          <w:kern w:val="0"/>
-          <w14:ligatures w14:val="none"/>
-        </w:rPr>
-        <w:t>✅</w:t>
-      </w:r>
-      <w:r>
-        <w:rPr>
-          <w:rFonts w:ascii="Times New Roman" w:eastAsia="Times New Roman" w:hAnsi="Times New Roman" w:cs="Times New Roman"/>
-          <w:color w:val="000000"/>
-          <w:kern w:val="0"/>
-          <w14:ligatures w14:val="none"/>
-        </w:rPr>
-        <w:t> </w:t>
-      </w:r>
-      <w:r>
-        <w:rPr>
-          <w:rFonts w:ascii="Times New Roman" w:eastAsia="Times New Roman" w:hAnsi="Times New Roman" w:cs="Times New Roman"/>
-          <w:b/>
-          <w:bCs/>
-          <w:color w:val="000000"/>
-          <w:kern w:val="0"/>
-          <w14:ligatures w14:val="none"/>
-        </w:rPr>
-        <w:t>Directly solves a high-value financial problem.</w:t>
-      </w:r>
-      <w:r>
-        <w:rPr>
-          <w:rFonts w:ascii="Times New Roman" w:eastAsia="Times New Roman" w:hAnsi="Times New Roman" w:cs="Times New Roman"/>
-          <w:color w:val="000000"/>
-          <w:kern w:val="0"/>
-          <w14:ligatures w14:val="none"/>
-        </w:rPr>
-        <w:br/>
-      </w:r>
-      <w:r>
-        <w:rPr>
-          <w:rFonts w:ascii="Apple Color Emoji" w:eastAsia="Times New Roman" w:hAnsi="Apple Color Emoji" w:cs="Apple Color Emoji"/>
-          <w:color w:val="000000"/>
-          <w:kern w:val="0"/>
-          <w14:ligatures w14:val="none"/>
-        </w:rPr>
-        <w:t>✅</w:t>
-      </w:r>
-      <w:r>
-        <w:rPr>
-          <w:rFonts w:ascii="Times New Roman" w:eastAsia="Times New Roman" w:hAnsi="Times New Roman" w:cs="Times New Roman"/>
-          <w:color w:val="000000"/>
-          <w:kern w:val="0"/>
-          <w14:ligatures w14:val="none"/>
-        </w:rPr>
-        <w:t> </w:t>
-      </w:r>
-      <w:r>
-        <w:rPr>
-          <w:rFonts w:ascii="Times New Roman" w:eastAsia="Times New Roman" w:hAnsi="Times New Roman" w:cs="Times New Roman"/>
-          <w:b/>
-          <w:bCs/>
-          <w:color w:val="000000"/>
-          <w:kern w:val="0"/>
-          <w14:ligatures w14:val="none"/>
-        </w:rPr>
-        <w:t>Easy to monetize via hedge funds &amp; traders.</w:t>
+          <w:b/>
+          <w:bCs/>
+          <w:color w:val="000000"/>
+          <w:kern w:val="0"/>
+          <w:sz w:val="27"/>
+          <w:szCs w:val="27"/>
+          <w14:ligatures w14:val="none"/>
+        </w:rPr>
+        <w:t xml:space="preserve"> Why This First?</w:t>
       </w:r>
     </w:p>
     <w:p>
       <w:pPr>
+        <w:numPr>
+          <w:ilvl w:val="0"/>
+          <w:numId w:val="11"/>
+        </w:numPr>
+        <w:spacing w:before="100" w:beforeAutospacing="1" w:after="100" w:afterAutospacing="1" w:line="240" w:lineRule="auto"/>
+        <w:rPr>
+          <w:rFonts w:ascii="Times New Roman" w:eastAsia="Times New Roman" w:hAnsi="Times New Roman" w:cs="Times New Roman"/>
+          <w:color w:val="000000"/>
+          <w:kern w:val="0"/>
+          <w14:ligatures w14:val="none"/>
+        </w:rPr>
+      </w:pPr>
+      <w:r>
+        <w:rPr>
+          <w:rFonts w:ascii="Apple Color Emoji" w:eastAsia="Times New Roman" w:hAnsi="Apple Color Emoji" w:cs="Apple Color Emoji"/>
+          <w:b/>
+          <w:bCs/>
+          <w:color w:val="000000"/>
+          <w:kern w:val="0"/>
+          <w14:ligatures w14:val="none"/>
+        </w:rPr>
+        <w:t>✅</w:t>
+      </w:r>
+      <w:r>
+        <w:rPr>
+          <w:rFonts w:ascii="Times New Roman" w:eastAsia="Times New Roman" w:hAnsi="Times New Roman" w:cs="Times New Roman"/>
+          <w:b/>
+          <w:bCs/>
+          <w:color w:val="000000"/>
+          <w:kern w:val="0"/>
+          <w14:ligatures w14:val="none"/>
+        </w:rPr>
+        <w:t xml:space="preserve"> Proves Clarity’s intelligence value</w:t>
+      </w:r>
+      <w:r>
+        <w:rPr>
+          <w:rFonts w:ascii="Times New Roman" w:eastAsia="Times New Roman" w:hAnsi="Times New Roman" w:cs="Times New Roman"/>
+          <w:color w:val="000000"/>
+          <w:kern w:val="0"/>
+          <w14:ligatures w14:val="none"/>
+        </w:rPr>
+        <w:t> in a quantifiable way.</w:t>
+      </w:r>
+    </w:p>
+    <w:p>
+      <w:pPr>
+        <w:numPr>
+          <w:ilvl w:val="0"/>
+          <w:numId w:val="11"/>
+        </w:numPr>
+        <w:spacing w:before="100" w:beforeAutospacing="1" w:after="100" w:afterAutospacing="1" w:line="240" w:lineRule="auto"/>
+        <w:rPr>
+          <w:rFonts w:ascii="Times New Roman" w:eastAsia="Times New Roman" w:hAnsi="Times New Roman" w:cs="Times New Roman"/>
+          <w:color w:val="000000"/>
+          <w:kern w:val="0"/>
+          <w14:ligatures w14:val="none"/>
+        </w:rPr>
+      </w:pPr>
+      <w:r>
+        <w:rPr>
+          <w:rFonts w:ascii="Apple Color Emoji" w:eastAsia="Times New Roman" w:hAnsi="Apple Color Emoji" w:cs="Apple Color Emoji"/>
+          <w:b/>
+          <w:bCs/>
+          <w:color w:val="000000"/>
+          <w:kern w:val="0"/>
+          <w14:ligatures w14:val="none"/>
+        </w:rPr>
+        <w:t>✅</w:t>
+      </w:r>
+      <w:r>
+        <w:rPr>
+          <w:rFonts w:ascii="Times New Roman" w:eastAsia="Times New Roman" w:hAnsi="Times New Roman" w:cs="Times New Roman"/>
+          <w:b/>
+          <w:bCs/>
+          <w:color w:val="000000"/>
+          <w:kern w:val="0"/>
+          <w14:ligatures w14:val="none"/>
+        </w:rPr>
+        <w:t xml:space="preserve"> Directly solves a high-value financial problem.</w:t>
+      </w:r>
+    </w:p>
+    <w:p>
+      <w:pPr>
+        <w:numPr>
+          <w:ilvl w:val="0"/>
+          <w:numId w:val="11"/>
+        </w:numPr>
+        <w:spacing w:before="100" w:beforeAutospacing="1" w:after="100" w:afterAutospacing="1" w:line="240" w:lineRule="auto"/>
+        <w:rPr>
+          <w:rFonts w:ascii="Times New Roman" w:eastAsia="Times New Roman" w:hAnsi="Times New Roman" w:cs="Times New Roman"/>
+          <w:color w:val="000000"/>
+          <w:kern w:val="0"/>
+          <w14:ligatures w14:val="none"/>
+        </w:rPr>
+      </w:pPr>
+      <w:r>
+        <w:rPr>
+          <w:rFonts w:ascii="Apple Color Emoji" w:eastAsia="Times New Roman" w:hAnsi="Apple Color Emoji" w:cs="Apple Color Emoji"/>
+          <w:b/>
+          <w:bCs/>
+          <w:color w:val="000000"/>
+          <w:kern w:val="0"/>
+          <w14:ligatures w14:val="none"/>
+        </w:rPr>
+        <w:t>✅</w:t>
+      </w:r>
+      <w:r>
+        <w:rPr>
+          <w:rFonts w:ascii="Times New Roman" w:eastAsia="Times New Roman" w:hAnsi="Times New Roman" w:cs="Times New Roman"/>
+          <w:b/>
+          <w:bCs/>
+          <w:color w:val="000000"/>
+          <w:kern w:val="0"/>
+          <w14:ligatures w14:val="none"/>
+        </w:rPr>
+        <w:t xml:space="preserve"> Easy to monetize via hedge funds &amp; traders.</w:t>
+      </w:r>
+    </w:p>
+    <w:p>
+      <w:pPr>
         <w:spacing w:after="0" w:line="240" w:lineRule="auto"/>
         <w:rPr>
           <w:rFonts w:ascii="Times New Roman" w:eastAsia="Times New Roman" w:hAnsi="Times New Roman" w:cs="Times New Roman"/>
-          <w:color w:val="000000"/>
           <w:kern w:val="0"/>
           <w14:ligatures w14:val="none"/>
         </w:rPr>
@@ -1841,7 +1759,6 @@
         <w:rPr>
           <w:rFonts w:ascii="Times New Roman" w:eastAsia="Times New Roman" w:hAnsi="Times New Roman" w:cs="Times New Roman"/>
           <w:noProof/>
-          <w:color w:val="000000"/>
           <w:kern w:val="0"/>
         </w:rPr>
         <w:pict>
@@ -1930,14 +1847,14 @@
           <w:szCs w:val="27"/>
           <w14:ligatures w14:val="none"/>
         </w:rPr>
-        <w:t> Phase 1: Subscription Model for Finance (First 6-12 Months)</w:t>
+        <w:t xml:space="preserve"> Phase 1: Subscription Model for Finance (First 6-12 Months)</w:t>
       </w:r>
     </w:p>
     <w:p>
       <w:pPr>
         <w:numPr>
           <w:ilvl w:val="0"/>
-          <w:numId w:val="4"/>
+          <w:numId w:val="12"/>
         </w:numPr>
         <w:spacing w:before="100" w:beforeAutospacing="1" w:after="100" w:afterAutospacing="1" w:line="240" w:lineRule="auto"/>
         <w:rPr>
@@ -1950,6 +1867,8 @@
       <w:r>
         <w:rPr>
           <w:rFonts w:ascii="Apple Color Emoji" w:eastAsia="Times New Roman" w:hAnsi="Apple Color Emoji" w:cs="Apple Color Emoji"/>
+          <w:b/>
+          <w:bCs/>
           <w:color w:val="000000"/>
           <w:kern w:val="0"/>
           <w14:ligatures w14:val="none"/>
@@ -1959,46 +1878,13 @@
       <w:r>
         <w:rPr>
           <w:rFonts w:ascii="Times New Roman" w:eastAsia="Times New Roman" w:hAnsi="Times New Roman" w:cs="Times New Roman"/>
-          <w:color w:val="000000"/>
-          <w:kern w:val="0"/>
-          <w14:ligatures w14:val="none"/>
-        </w:rPr>
-        <w:t> </w:t>
-      </w:r>
-      <w:r>
-        <w:rPr>
-          <w:rFonts w:ascii="Times New Roman" w:eastAsia="Times New Roman" w:hAnsi="Times New Roman" w:cs="Times New Roman"/>
-          <w:b/>
-          <w:bCs/>
-          <w:color w:val="000000"/>
-          <w:kern w:val="0"/>
-          <w14:ligatures w14:val="none"/>
-        </w:rPr>
-        <w:t>$500-$5,000/</w:t>
-      </w:r>
-      <w:proofErr w:type="spellStart"/>
-      <w:r>
-        <w:rPr>
-          <w:rFonts w:ascii="Times New Roman" w:eastAsia="Times New Roman" w:hAnsi="Times New Roman" w:cs="Times New Roman"/>
-          <w:b/>
-          <w:bCs/>
-          <w:color w:val="000000"/>
-          <w:kern w:val="0"/>
-          <w14:ligatures w14:val="none"/>
-        </w:rPr>
-        <w:t>mo</w:t>
-      </w:r>
-      <w:proofErr w:type="spellEnd"/>
-      <w:r>
-        <w:rPr>
-          <w:rFonts w:ascii="Times New Roman" w:eastAsia="Times New Roman" w:hAnsi="Times New Roman" w:cs="Times New Roman"/>
-          <w:b/>
-          <w:bCs/>
-          <w:color w:val="000000"/>
-          <w:kern w:val="0"/>
-          <w14:ligatures w14:val="none"/>
-        </w:rPr>
-        <w:t xml:space="preserve"> subscription tiers</w:t>
+          <w:b/>
+          <w:bCs/>
+          <w:color w:val="000000"/>
+          <w:kern w:val="0"/>
+          <w14:ligatures w14:val="none"/>
+        </w:rPr>
+        <w:t xml:space="preserve"> $500-$5,000/mo subscription tiers</w:t>
       </w:r>
       <w:r>
         <w:rPr>
@@ -2014,7 +1900,7 @@
       <w:pPr>
         <w:numPr>
           <w:ilvl w:val="0"/>
-          <w:numId w:val="4"/>
+          <w:numId w:val="12"/>
         </w:numPr>
         <w:spacing w:before="100" w:beforeAutospacing="1" w:after="100" w:afterAutospacing="1" w:line="240" w:lineRule="auto"/>
         <w:rPr>
@@ -2027,6 +1913,8 @@
       <w:r>
         <w:rPr>
           <w:rFonts w:ascii="Apple Color Emoji" w:eastAsia="Times New Roman" w:hAnsi="Apple Color Emoji" w:cs="Apple Color Emoji"/>
+          <w:b/>
+          <w:bCs/>
           <w:color w:val="000000"/>
           <w:kern w:val="0"/>
           <w14:ligatures w14:val="none"/>
@@ -2036,22 +1924,13 @@
       <w:r>
         <w:rPr>
           <w:rFonts w:ascii="Times New Roman" w:eastAsia="Times New Roman" w:hAnsi="Times New Roman" w:cs="Times New Roman"/>
-          <w:color w:val="000000"/>
-          <w:kern w:val="0"/>
-          <w14:ligatures w14:val="none"/>
-        </w:rPr>
-        <w:t> </w:t>
-      </w:r>
-      <w:r>
-        <w:rPr>
-          <w:rFonts w:ascii="Times New Roman" w:eastAsia="Times New Roman" w:hAnsi="Times New Roman" w:cs="Times New Roman"/>
-          <w:b/>
-          <w:bCs/>
-          <w:color w:val="000000"/>
-          <w:kern w:val="0"/>
-          <w14:ligatures w14:val="none"/>
-        </w:rPr>
-        <w:t>Enterprise API licensing</w:t>
+          <w:b/>
+          <w:bCs/>
+          <w:color w:val="000000"/>
+          <w:kern w:val="0"/>
+          <w14:ligatures w14:val="none"/>
+        </w:rPr>
+        <w:t xml:space="preserve"> Enterprise API licensing</w:t>
       </w:r>
       <w:r>
         <w:rPr>
@@ -2067,7 +1946,7 @@
       <w:pPr>
         <w:numPr>
           <w:ilvl w:val="0"/>
-          <w:numId w:val="4"/>
+          <w:numId w:val="12"/>
         </w:numPr>
         <w:spacing w:before="100" w:beforeAutospacing="1" w:after="100" w:afterAutospacing="1" w:line="240" w:lineRule="auto"/>
         <w:rPr>
@@ -2080,6 +1959,8 @@
       <w:r>
         <w:rPr>
           <w:rFonts w:ascii="Apple Color Emoji" w:eastAsia="Times New Roman" w:hAnsi="Apple Color Emoji" w:cs="Apple Color Emoji"/>
+          <w:b/>
+          <w:bCs/>
           <w:color w:val="000000"/>
           <w:kern w:val="0"/>
           <w14:ligatures w14:val="none"/>
@@ -2089,22 +1970,13 @@
       <w:r>
         <w:rPr>
           <w:rFonts w:ascii="Times New Roman" w:eastAsia="Times New Roman" w:hAnsi="Times New Roman" w:cs="Times New Roman"/>
-          <w:color w:val="000000"/>
-          <w:kern w:val="0"/>
-          <w14:ligatures w14:val="none"/>
-        </w:rPr>
-        <w:t> </w:t>
-      </w:r>
-      <w:r>
-        <w:rPr>
-          <w:rFonts w:ascii="Times New Roman" w:eastAsia="Times New Roman" w:hAnsi="Times New Roman" w:cs="Times New Roman"/>
-          <w:b/>
-          <w:bCs/>
-          <w:color w:val="000000"/>
-          <w:kern w:val="0"/>
-          <w14:ligatures w14:val="none"/>
-        </w:rPr>
-        <w:t>Custom AI Reports</w:t>
+          <w:b/>
+          <w:bCs/>
+          <w:color w:val="000000"/>
+          <w:kern w:val="0"/>
+          <w14:ligatures w14:val="none"/>
+        </w:rPr>
+        <w:t xml:space="preserve"> Custom AI Reports</w:t>
       </w:r>
       <w:r>
         <w:rPr>
@@ -2156,14 +2028,14 @@
           <w:szCs w:val="27"/>
           <w14:ligatures w14:val="none"/>
         </w:rPr>
-        <w:t> Phase 2: Expansion to Media &amp; Investigative Journalism (12-24 Months)</w:t>
+        <w:t xml:space="preserve"> Phase 2: Expansion to Media &amp; Investigative Journalism (12-24 Months)</w:t>
       </w:r>
     </w:p>
     <w:p>
       <w:pPr>
         <w:numPr>
           <w:ilvl w:val="0"/>
-          <w:numId w:val="5"/>
+          <w:numId w:val="13"/>
         </w:numPr>
         <w:spacing w:before="100" w:beforeAutospacing="1" w:after="100" w:afterAutospacing="1" w:line="240" w:lineRule="auto"/>
         <w:rPr>
@@ -2176,6 +2048,8 @@
       <w:r>
         <w:rPr>
           <w:rFonts w:ascii="Apple Color Emoji" w:eastAsia="Times New Roman" w:hAnsi="Apple Color Emoji" w:cs="Apple Color Emoji"/>
+          <w:b/>
+          <w:bCs/>
           <w:color w:val="000000"/>
           <w:kern w:val="0"/>
           <w14:ligatures w14:val="none"/>
@@ -2185,29 +2059,20 @@
       <w:r>
         <w:rPr>
           <w:rFonts w:ascii="Times New Roman" w:eastAsia="Times New Roman" w:hAnsi="Times New Roman" w:cs="Times New Roman"/>
-          <w:color w:val="000000"/>
-          <w:kern w:val="0"/>
-          <w14:ligatures w14:val="none"/>
-        </w:rPr>
-        <w:t> </w:t>
-      </w:r>
-      <w:r>
-        <w:rPr>
-          <w:rFonts w:ascii="Times New Roman" w:eastAsia="Times New Roman" w:hAnsi="Times New Roman" w:cs="Times New Roman"/>
-          <w:b/>
-          <w:bCs/>
-          <w:color w:val="000000"/>
-          <w:kern w:val="0"/>
-          <w14:ligatures w14:val="none"/>
-        </w:rPr>
-        <w:t>SaaS platform for newsrooms &amp; fact-checkers.</w:t>
+          <w:b/>
+          <w:bCs/>
+          <w:color w:val="000000"/>
+          <w:kern w:val="0"/>
+          <w14:ligatures w14:val="none"/>
+        </w:rPr>
+        <w:t xml:space="preserve"> SaaS platform for newsrooms &amp; fact-checkers.</w:t>
       </w:r>
     </w:p>
     <w:p>
       <w:pPr>
         <w:numPr>
           <w:ilvl w:val="0"/>
-          <w:numId w:val="5"/>
+          <w:numId w:val="13"/>
         </w:numPr>
         <w:spacing w:before="100" w:beforeAutospacing="1" w:after="100" w:afterAutospacing="1" w:line="240" w:lineRule="auto"/>
         <w:rPr>
@@ -2220,6 +2085,8 @@
       <w:r>
         <w:rPr>
           <w:rFonts w:ascii="Apple Color Emoji" w:eastAsia="Times New Roman" w:hAnsi="Apple Color Emoji" w:cs="Apple Color Emoji"/>
+          <w:b/>
+          <w:bCs/>
           <w:color w:val="000000"/>
           <w:kern w:val="0"/>
           <w14:ligatures w14:val="none"/>
@@ -2229,29 +2096,20 @@
       <w:r>
         <w:rPr>
           <w:rFonts w:ascii="Times New Roman" w:eastAsia="Times New Roman" w:hAnsi="Times New Roman" w:cs="Times New Roman"/>
-          <w:color w:val="000000"/>
-          <w:kern w:val="0"/>
-          <w14:ligatures w14:val="none"/>
-        </w:rPr>
-        <w:t> </w:t>
-      </w:r>
-      <w:r>
-        <w:rPr>
-          <w:rFonts w:ascii="Times New Roman" w:eastAsia="Times New Roman" w:hAnsi="Times New Roman" w:cs="Times New Roman"/>
-          <w:b/>
-          <w:bCs/>
-          <w:color w:val="000000"/>
-          <w:kern w:val="0"/>
-          <w14:ligatures w14:val="none"/>
-        </w:rPr>
-        <w:t>Partnerships with investigative organizations &amp; universities.</w:t>
+          <w:b/>
+          <w:bCs/>
+          <w:color w:val="000000"/>
+          <w:kern w:val="0"/>
+          <w14:ligatures w14:val="none"/>
+        </w:rPr>
+        <w:t xml:space="preserve"> Partnerships with investigative organizations &amp; universities.</w:t>
       </w:r>
     </w:p>
     <w:p>
       <w:pPr>
         <w:numPr>
           <w:ilvl w:val="0"/>
-          <w:numId w:val="5"/>
+          <w:numId w:val="13"/>
         </w:numPr>
         <w:spacing w:before="100" w:beforeAutospacing="1" w:after="100" w:afterAutospacing="1" w:line="240" w:lineRule="auto"/>
         <w:rPr>
@@ -2264,6 +2122,8 @@
       <w:r>
         <w:rPr>
           <w:rFonts w:ascii="Apple Color Emoji" w:eastAsia="Times New Roman" w:hAnsi="Apple Color Emoji" w:cs="Apple Color Emoji"/>
+          <w:b/>
+          <w:bCs/>
           <w:color w:val="000000"/>
           <w:kern w:val="0"/>
           <w14:ligatures w14:val="none"/>
@@ -2273,22 +2133,13 @@
       <w:r>
         <w:rPr>
           <w:rFonts w:ascii="Times New Roman" w:eastAsia="Times New Roman" w:hAnsi="Times New Roman" w:cs="Times New Roman"/>
-          <w:color w:val="000000"/>
-          <w:kern w:val="0"/>
-          <w14:ligatures w14:val="none"/>
-        </w:rPr>
-        <w:t> </w:t>
-      </w:r>
-      <w:r>
-        <w:rPr>
-          <w:rFonts w:ascii="Times New Roman" w:eastAsia="Times New Roman" w:hAnsi="Times New Roman" w:cs="Times New Roman"/>
-          <w:b/>
-          <w:bCs/>
-          <w:color w:val="000000"/>
-          <w:kern w:val="0"/>
-          <w14:ligatures w14:val="none"/>
-        </w:rPr>
-        <w:t>Global intelligence insights for governments &amp; policy institutions.</w:t>
+          <w:b/>
+          <w:bCs/>
+          <w:color w:val="000000"/>
+          <w:kern w:val="0"/>
+          <w14:ligatures w14:val="none"/>
+        </w:rPr>
+        <w:t xml:space="preserve"> Global intelligence insights for governments &amp; policy institutions.</w:t>
       </w:r>
     </w:p>
     <w:p>
@@ -2296,7 +2147,6 @@
         <w:spacing w:after="0" w:line="240" w:lineRule="auto"/>
         <w:rPr>
           <w:rFonts w:ascii="Times New Roman" w:eastAsia="Times New Roman" w:hAnsi="Times New Roman" w:cs="Times New Roman"/>
-          <w:color w:val="000000"/>
           <w:kern w:val="0"/>
           <w14:ligatures w14:val="none"/>
         </w:rPr>
@@ -2305,7 +2155,6 @@
         <w:rPr>
           <w:rFonts w:ascii="Times New Roman" w:eastAsia="Times New Roman" w:hAnsi="Times New Roman" w:cs="Times New Roman"/>
           <w:noProof/>
-          <w:color w:val="000000"/>
           <w:kern w:val="0"/>
         </w:rPr>
         <w:pict>
@@ -2357,6 +2206,10 @@
     </w:p>
     <w:p>
       <w:pPr>
+        <w:numPr>
+          <w:ilvl w:val="0"/>
+          <w:numId w:val="14"/>
+        </w:numPr>
         <w:spacing w:before="100" w:beforeAutospacing="1" w:after="100" w:afterAutospacing="1" w:line="240" w:lineRule="auto"/>
         <w:rPr>
           <w:rFonts w:ascii="Times New Roman" w:eastAsia="Times New Roman" w:hAnsi="Times New Roman" w:cs="Times New Roman"/>
@@ -2368,6 +2221,8 @@
       <w:r>
         <w:rPr>
           <w:rFonts w:ascii="Apple Color Emoji" w:eastAsia="Times New Roman" w:hAnsi="Apple Color Emoji" w:cs="Apple Color Emoji"/>
+          <w:b/>
+          <w:bCs/>
           <w:color w:val="000000"/>
           <w:kern w:val="0"/>
           <w14:ligatures w14:val="none"/>
@@ -2377,140 +2232,21 @@
       <w:r>
         <w:rPr>
           <w:rFonts w:ascii="Times New Roman" w:eastAsia="Times New Roman" w:hAnsi="Times New Roman" w:cs="Times New Roman"/>
-          <w:color w:val="000000"/>
-          <w:kern w:val="0"/>
-          <w14:ligatures w14:val="none"/>
-        </w:rPr>
-        <w:t> </w:t>
-      </w:r>
-      <w:r>
-        <w:rPr>
-          <w:rFonts w:ascii="Times New Roman" w:eastAsia="Times New Roman" w:hAnsi="Times New Roman" w:cs="Times New Roman"/>
-          <w:b/>
-          <w:bCs/>
-          <w:color w:val="000000"/>
-          <w:kern w:val="0"/>
-          <w14:ligatures w14:val="none"/>
-        </w:rPr>
-        <w:t>First, finalize &amp; build the Real-Time News Manipulation Dashboard.</w:t>
-      </w:r>
-      <w:r>
-        <w:rPr>
-          <w:rFonts w:ascii="Times New Roman" w:eastAsia="Times New Roman" w:hAnsi="Times New Roman" w:cs="Times New Roman"/>
-          <w:color w:val="000000"/>
-          <w:kern w:val="0"/>
-          <w14:ligatures w14:val="none"/>
-        </w:rPr>
-        <w:br/>
-      </w:r>
-      <w:r>
-        <w:rPr>
-          <w:rFonts w:ascii="Apple Color Emoji" w:eastAsia="Times New Roman" w:hAnsi="Apple Color Emoji" w:cs="Apple Color Emoji"/>
-          <w:color w:val="000000"/>
-          <w:kern w:val="0"/>
-          <w14:ligatures w14:val="none"/>
-        </w:rPr>
-        <w:t>✅</w:t>
-      </w:r>
-      <w:r>
-        <w:rPr>
-          <w:rFonts w:ascii="Times New Roman" w:eastAsia="Times New Roman" w:hAnsi="Times New Roman" w:cs="Times New Roman"/>
-          <w:color w:val="000000"/>
-          <w:kern w:val="0"/>
-          <w14:ligatures w14:val="none"/>
-        </w:rPr>
-        <w:t> </w:t>
-      </w:r>
-      <w:r>
-        <w:rPr>
-          <w:rFonts w:ascii="Times New Roman" w:eastAsia="Times New Roman" w:hAnsi="Times New Roman" w:cs="Times New Roman"/>
-          <w:b/>
-          <w:bCs/>
-          <w:color w:val="000000"/>
-          <w:kern w:val="0"/>
-          <w14:ligatures w14:val="none"/>
-        </w:rPr>
-        <w:t>Ensure the database &amp; AI model are optimized for financial misinformation detection.</w:t>
-      </w:r>
-      <w:r>
-        <w:rPr>
-          <w:rFonts w:ascii="Times New Roman" w:eastAsia="Times New Roman" w:hAnsi="Times New Roman" w:cs="Times New Roman"/>
-          <w:color w:val="000000"/>
-          <w:kern w:val="0"/>
-          <w14:ligatures w14:val="none"/>
-        </w:rPr>
-        <w:br/>
-      </w:r>
-      <w:r>
-        <w:rPr>
-          <w:rFonts w:ascii="Apple Color Emoji" w:eastAsia="Times New Roman" w:hAnsi="Apple Color Emoji" w:cs="Apple Color Emoji"/>
-          <w:color w:val="000000"/>
-          <w:kern w:val="0"/>
-          <w14:ligatures w14:val="none"/>
-        </w:rPr>
-        <w:t>✅</w:t>
-      </w:r>
-      <w:r>
-        <w:rPr>
-          <w:rFonts w:ascii="Times New Roman" w:eastAsia="Times New Roman" w:hAnsi="Times New Roman" w:cs="Times New Roman"/>
-          <w:color w:val="000000"/>
-          <w:kern w:val="0"/>
-          <w14:ligatures w14:val="none"/>
-        </w:rPr>
-        <w:t> </w:t>
-      </w:r>
-      <w:r>
-        <w:rPr>
-          <w:rFonts w:ascii="Times New Roman" w:eastAsia="Times New Roman" w:hAnsi="Times New Roman" w:cs="Times New Roman"/>
-          <w:b/>
-          <w:bCs/>
-          <w:color w:val="000000"/>
-          <w:kern w:val="0"/>
-          <w14:ligatures w14:val="none"/>
-        </w:rPr>
-        <w:t>Monetization strategy must align with financial industry needs.</w:t>
-      </w:r>
-      <w:r>
-        <w:rPr>
-          <w:rFonts w:ascii="Times New Roman" w:eastAsia="Times New Roman" w:hAnsi="Times New Roman" w:cs="Times New Roman"/>
-          <w:color w:val="000000"/>
-          <w:kern w:val="0"/>
-          <w14:ligatures w14:val="none"/>
-        </w:rPr>
-        <w:br/>
-      </w:r>
-      <w:r>
-        <w:rPr>
-          <w:rFonts w:ascii="Apple Color Emoji" w:eastAsia="Times New Roman" w:hAnsi="Apple Color Emoji" w:cs="Apple Color Emoji"/>
-          <w:color w:val="000000"/>
-          <w:kern w:val="0"/>
-          <w14:ligatures w14:val="none"/>
-        </w:rPr>
-        <w:t>✅</w:t>
-      </w:r>
-      <w:r>
-        <w:rPr>
-          <w:rFonts w:ascii="Times New Roman" w:eastAsia="Times New Roman" w:hAnsi="Times New Roman" w:cs="Times New Roman"/>
-          <w:color w:val="000000"/>
-          <w:kern w:val="0"/>
-          <w14:ligatures w14:val="none"/>
-        </w:rPr>
-        <w:t> </w:t>
-      </w:r>
-      <w:r>
-        <w:rPr>
-          <w:rFonts w:ascii="Times New Roman" w:eastAsia="Times New Roman" w:hAnsi="Times New Roman" w:cs="Times New Roman"/>
-          <w:b/>
-          <w:bCs/>
-          <w:color w:val="000000"/>
-          <w:kern w:val="0"/>
-          <w14:ligatures w14:val="none"/>
-        </w:rPr>
-        <w:t>AI model accuracy is key—real-time contradiction detection must be bulletproof.</w:t>
+          <w:b/>
+          <w:bCs/>
+          <w:color w:val="000000"/>
+          <w:kern w:val="0"/>
+          <w14:ligatures w14:val="none"/>
+        </w:rPr>
+        <w:t xml:space="preserve"> First, finalize &amp; build the Real-Time News Manipulation Dashboard.</w:t>
       </w:r>
     </w:p>
     <w:p>
       <w:pPr>
+        <w:numPr>
+          <w:ilvl w:val="0"/>
+          <w:numId w:val="14"/>
+        </w:numPr>
         <w:spacing w:before="100" w:beforeAutospacing="1" w:after="100" w:afterAutospacing="1" w:line="240" w:lineRule="auto"/>
         <w:rPr>
           <w:rFonts w:ascii="Times New Roman" w:eastAsia="Times New Roman" w:hAnsi="Times New Roman" w:cs="Times New Roman"/>
@@ -2522,8 +2258,124 @@
       <w:r>
         <w:rPr>
           <w:rFonts w:ascii="Apple Color Emoji" w:eastAsia="Times New Roman" w:hAnsi="Apple Color Emoji" w:cs="Apple Color Emoji"/>
-          <w:color w:val="000000"/>
-          <w:kern w:val="0"/>
+          <w:b/>
+          <w:bCs/>
+          <w:color w:val="000000"/>
+          <w:kern w:val="0"/>
+          <w14:ligatures w14:val="none"/>
+        </w:rPr>
+        <w:t>✅</w:t>
+      </w:r>
+      <w:r>
+        <w:rPr>
+          <w:rFonts w:ascii="Times New Roman" w:eastAsia="Times New Roman" w:hAnsi="Times New Roman" w:cs="Times New Roman"/>
+          <w:b/>
+          <w:bCs/>
+          <w:color w:val="000000"/>
+          <w:kern w:val="0"/>
+          <w14:ligatures w14:val="none"/>
+        </w:rPr>
+        <w:t xml:space="preserve"> Ensure the database &amp; AI model are optimized for financial misinformation detection.</w:t>
+      </w:r>
+    </w:p>
+    <w:p>
+      <w:pPr>
+        <w:numPr>
+          <w:ilvl w:val="0"/>
+          <w:numId w:val="14"/>
+        </w:numPr>
+        <w:spacing w:before="100" w:beforeAutospacing="1" w:after="100" w:afterAutospacing="1" w:line="240" w:lineRule="auto"/>
+        <w:rPr>
+          <w:rFonts w:ascii="Times New Roman" w:eastAsia="Times New Roman" w:hAnsi="Times New Roman" w:cs="Times New Roman"/>
+          <w:color w:val="000000"/>
+          <w:kern w:val="0"/>
+          <w14:ligatures w14:val="none"/>
+        </w:rPr>
+      </w:pPr>
+      <w:r>
+        <w:rPr>
+          <w:rFonts w:ascii="Apple Color Emoji" w:eastAsia="Times New Roman" w:hAnsi="Apple Color Emoji" w:cs="Apple Color Emoji"/>
+          <w:b/>
+          <w:bCs/>
+          <w:color w:val="000000"/>
+          <w:kern w:val="0"/>
+          <w14:ligatures w14:val="none"/>
+        </w:rPr>
+        <w:t>✅</w:t>
+      </w:r>
+      <w:r>
+        <w:rPr>
+          <w:rFonts w:ascii="Times New Roman" w:eastAsia="Times New Roman" w:hAnsi="Times New Roman" w:cs="Times New Roman"/>
+          <w:b/>
+          <w:bCs/>
+          <w:color w:val="000000"/>
+          <w:kern w:val="0"/>
+          <w14:ligatures w14:val="none"/>
+        </w:rPr>
+        <w:t xml:space="preserve"> Monetization strategy must align with financial industry needs.</w:t>
+      </w:r>
+    </w:p>
+    <w:p>
+      <w:pPr>
+        <w:numPr>
+          <w:ilvl w:val="0"/>
+          <w:numId w:val="14"/>
+        </w:numPr>
+        <w:spacing w:before="100" w:beforeAutospacing="1" w:after="100" w:afterAutospacing="1" w:line="240" w:lineRule="auto"/>
+        <w:rPr>
+          <w:rFonts w:ascii="Times New Roman" w:eastAsia="Times New Roman" w:hAnsi="Times New Roman" w:cs="Times New Roman"/>
+          <w:color w:val="000000"/>
+          <w:kern w:val="0"/>
+          <w14:ligatures w14:val="none"/>
+        </w:rPr>
+      </w:pPr>
+      <w:r>
+        <w:rPr>
+          <w:rFonts w:ascii="Apple Color Emoji" w:eastAsia="Times New Roman" w:hAnsi="Apple Color Emoji" w:cs="Apple Color Emoji"/>
+          <w:b/>
+          <w:bCs/>
+          <w:color w:val="000000"/>
+          <w:kern w:val="0"/>
+          <w14:ligatures w14:val="none"/>
+        </w:rPr>
+        <w:t>✅</w:t>
+      </w:r>
+      <w:r>
+        <w:rPr>
+          <w:rFonts w:ascii="Times New Roman" w:eastAsia="Times New Roman" w:hAnsi="Times New Roman" w:cs="Times New Roman"/>
+          <w:b/>
+          <w:bCs/>
+          <w:color w:val="000000"/>
+          <w:kern w:val="0"/>
+          <w14:ligatures w14:val="none"/>
+        </w:rPr>
+        <w:t xml:space="preserve"> AI model accuracy is key—real-time contradiction detection must be bulletproof.</w:t>
+      </w:r>
+    </w:p>
+    <w:p>
+      <w:pPr>
+        <w:spacing w:before="100" w:beforeAutospacing="1" w:after="100" w:afterAutospacing="1" w:line="240" w:lineRule="auto"/>
+        <w:outlineLvl w:val="2"/>
+        <w:rPr>
+          <w:rFonts w:ascii="Times New Roman" w:eastAsia="Times New Roman" w:hAnsi="Times New Roman" w:cs="Times New Roman"/>
+          <w:b/>
+          <w:bCs/>
+          <w:color w:val="000000"/>
+          <w:kern w:val="0"/>
+          <w:sz w:val="27"/>
+          <w:szCs w:val="27"/>
+          <w14:ligatures w14:val="none"/>
+        </w:rPr>
+      </w:pPr>
+      <w:r>
+        <w:rPr>
+          <w:rFonts w:ascii="Apple Color Emoji" w:eastAsia="Times New Roman" w:hAnsi="Apple Color Emoji" w:cs="Apple Color Emoji"/>
+          <w:b/>
+          <w:bCs/>
+          <w:color w:val="000000"/>
+          <w:kern w:val="0"/>
+          <w:sz w:val="27"/>
+          <w:szCs w:val="27"/>
           <w14:ligatures w14:val="none"/>
         </w:rPr>
         <w:t>📌</w:t>
@@ -2531,31 +2383,35 @@
       <w:r>
         <w:rPr>
           <w:rFonts w:ascii="Times New Roman" w:eastAsia="Times New Roman" w:hAnsi="Times New Roman" w:cs="Times New Roman"/>
-          <w:color w:val="000000"/>
-          <w:kern w:val="0"/>
-          <w14:ligatures w14:val="none"/>
-        </w:rPr>
-        <w:t> </w:t>
-      </w:r>
-      <w:r>
-        <w:rPr>
-          <w:rFonts w:ascii="Times New Roman" w:eastAsia="Times New Roman" w:hAnsi="Times New Roman" w:cs="Times New Roman"/>
-          <w:b/>
-          <w:bCs/>
-          <w:color w:val="000000"/>
-          <w:kern w:val="0"/>
-          <w14:ligatures w14:val="none"/>
-        </w:rPr>
-        <w:t>Next Steps:</w:t>
-      </w:r>
-      <w:r>
-        <w:rPr>
-          <w:rFonts w:ascii="Times New Roman" w:eastAsia="Times New Roman" w:hAnsi="Times New Roman" w:cs="Times New Roman"/>
-          <w:color w:val="000000"/>
-          <w:kern w:val="0"/>
-          <w14:ligatures w14:val="none"/>
-        </w:rPr>
-        <w:t xml:space="preserve"> Execute Phase 1 and establish market validation before expanding. Let’s move. </w:t>
+          <w:b/>
+          <w:bCs/>
+          <w:color w:val="000000"/>
+          <w:kern w:val="0"/>
+          <w:sz w:val="27"/>
+          <w:szCs w:val="27"/>
+          <w14:ligatures w14:val="none"/>
+        </w:rPr>
+        <w:t xml:space="preserve"> Next Steps:</w:t>
+      </w:r>
+    </w:p>
+    <w:p>
+      <w:pPr>
+        <w:spacing w:before="100" w:beforeAutospacing="1" w:after="100" w:afterAutospacing="1" w:line="240" w:lineRule="auto"/>
+        <w:rPr>
+          <w:rFonts w:ascii="Times New Roman" w:eastAsia="Times New Roman" w:hAnsi="Times New Roman" w:cs="Times New Roman"/>
+          <w:color w:val="000000"/>
+          <w:kern w:val="0"/>
+          <w14:ligatures w14:val="none"/>
+        </w:rPr>
+      </w:pPr>
+      <w:r>
+        <w:rPr>
+          <w:rFonts w:ascii="Times New Roman" w:eastAsia="Times New Roman" w:hAnsi="Times New Roman" w:cs="Times New Roman"/>
+          <w:color w:val="000000"/>
+          <w:kern w:val="0"/>
+          <w14:ligatures w14:val="none"/>
+        </w:rPr>
+        <w:t xml:space="preserve">Execute Phase 1 and establish market validation before expanding. Let’s move. </w:t>
       </w:r>
       <w:r>
         <w:rPr>
@@ -2581,6 +2437,155 @@
 <file path=word/numbering.xml><?xml version="1.0" encoding="utf-8"?>
 <w:numbering xmlns:wpc="http://schemas.microsoft.com/office/word/2010/wordprocessingCanvas" xmlns:cx="http://schemas.microsoft.com/office/drawing/2014/chartex" xmlns:cx1="http://schemas.microsoft.com/office/drawing/2015/9/8/chartex" xmlns:cx2="http://schemas.microsoft.com/office/drawing/2015/10/21/chartex" xmlns:cx3="http://schemas.microsoft.com/office/drawing/2016/5/9/chartex" xmlns:cx4="http://schemas.microsoft.com/office/drawing/2016/5/10/chartex" xmlns:cx5="http://schemas.microsoft.com/office/drawing/2016/5/11/chartex" xmlns:cx6="http://schemas.microsoft.com/office/drawing/2016/5/12/chartex" xmlns:cx7="http://schemas.microsoft.com/office/drawing/2016/5/13/chartex" xmlns:cx8="http://schemas.microsoft.com/office/drawing/2016/5/14/chartex" xmlns:mc="http://schemas.openxmlformats.org/markup-compatibility/2006" xmlns:aink="http://schemas.microsoft.com/office/drawing/2016/ink" xmlns:am3d="http://schemas.microsoft.com/office/drawing/2017/model3d" xmlns:o="urn:schemas-microsoft-com:office:office" xmlns:oel="http://schemas.microsoft.com/office/2019/extlst" xmlns:r="http://schemas.openxmlformats.org/officeDocument/2006/relationships" xmlns:m="http://schemas.openxmlformats.org/officeDocument/2006/math" xmlns:v="urn:schemas-microsoft-com:vml" xmlns:wp14="http://schemas.microsoft.com/office/word/2010/wordprocessingDrawing" xmlns:wp="http://schemas.openxmlformats.org/drawingml/2006/wordprocessingDrawing" xmlns:w10="urn:schemas-microsoft-com:office:word" xmlns:w="http://schemas.openxmlformats.org/wordprocessingml/2006/main" xmlns:w14="http://schemas.microsoft.com/office/word/2010/wordml" xmlns:w15="http://schemas.microsoft.com/office/word/2012/wordml" xmlns:w16cex="http://schemas.microsoft.com/office/word/2018/wordml/cex" xmlns:w16cid="http://schemas.microsoft.com/office/word/2016/wordml/cid" xmlns:w16="http://schemas.microsoft.com/office/word/2018/wordml" xmlns:w16du="http://schemas.microsoft.com/office/word/2023/wordml/word16du" xmlns:w16sdtdh="http://schemas.microsoft.com/office/word/2020/wordml/sdtdatahash" xmlns:w16sdtfl="http://schemas.microsoft.com/office/word/2024/wordml/sdtformatlock" xmlns:w16se="http://schemas.microsoft.com/office/word/2015/wordml/symex" xmlns:wpg="http://schemas.microsoft.com/office/word/2010/wordprocessingGroup" xmlns:wpi="http://schemas.microsoft.com/office/word/2010/wordprocessingInk" xmlns:wne="http://schemas.microsoft.com/office/word/2006/wordml" xmlns:wps="http://schemas.microsoft.com/office/word/2010/wordprocessingShape" mc:Ignorable="w14 w15 w16se w16cid w16 w16cex w16sdtdh w16sdtfl w16du wp14">
   <w:abstractNum w:abstractNumId="0" w15:restartNumberingAfterBreak="0">
+    <w:nsid w:val="02F51A98"/>
+    <w:multiLevelType w:val="multilevel"/>
+    <w:tmpl w:val="CE0EAA9E"/>
+    <w:lvl w:ilvl="0">
+      <w:start w:val="1"/>
+      <w:numFmt w:val="bullet"/>
+      <w:lvlText w:val=""/>
+      <w:lvlJc w:val="left"/>
+      <w:pPr>
+        <w:tabs>
+          <w:tab w:val="num" w:pos="720"/>
+        </w:tabs>
+        <w:ind w:left="720" w:hanging="360"/>
+      </w:pPr>
+      <w:rPr>
+        <w:rFonts w:ascii="Symbol" w:hAnsi="Symbol" w:hint="default"/>
+        <w:sz w:val="20"/>
+      </w:rPr>
+    </w:lvl>
+    <w:lvl w:ilvl="1" w:tentative="1">
+      <w:start w:val="1"/>
+      <w:numFmt w:val="bullet"/>
+      <w:lvlText w:val="o"/>
+      <w:lvlJc w:val="left"/>
+      <w:pPr>
+        <w:tabs>
+          <w:tab w:val="num" w:pos="1440"/>
+        </w:tabs>
+        <w:ind w:left="1440" w:hanging="360"/>
+      </w:pPr>
+      <w:rPr>
+        <w:rFonts w:ascii="Courier New" w:hAnsi="Courier New" w:hint="default"/>
+        <w:sz w:val="20"/>
+      </w:rPr>
+    </w:lvl>
+    <w:lvl w:ilvl="2" w:tentative="1">
+      <w:start w:val="1"/>
+      <w:numFmt w:val="bullet"/>
+      <w:lvlText w:val=""/>
+      <w:lvlJc w:val="left"/>
+      <w:pPr>
+        <w:tabs>
+          <w:tab w:val="num" w:pos="2160"/>
+        </w:tabs>
+        <w:ind w:left="2160" w:hanging="360"/>
+      </w:pPr>
+      <w:rPr>
+        <w:rFonts w:ascii="Wingdings" w:hAnsi="Wingdings" w:hint="default"/>
+        <w:sz w:val="20"/>
+      </w:rPr>
+    </w:lvl>
+    <w:lvl w:ilvl="3" w:tentative="1">
+      <w:start w:val="1"/>
+      <w:numFmt w:val="bullet"/>
+      <w:lvlText w:val=""/>
+      <w:lvlJc w:val="left"/>
+      <w:pPr>
+        <w:tabs>
+          <w:tab w:val="num" w:pos="2880"/>
+        </w:tabs>
+        <w:ind w:left="2880" w:hanging="360"/>
+      </w:pPr>
+      <w:rPr>
+        <w:rFonts w:ascii="Wingdings" w:hAnsi="Wingdings" w:hint="default"/>
+        <w:sz w:val="20"/>
+      </w:rPr>
+    </w:lvl>
+    <w:lvl w:ilvl="4" w:tentative="1">
+      <w:start w:val="1"/>
+      <w:numFmt w:val="bullet"/>
+      <w:lvlText w:val=""/>
+      <w:lvlJc w:val="left"/>
+      <w:pPr>
+        <w:tabs>
+          <w:tab w:val="num" w:pos="3600"/>
+        </w:tabs>
+        <w:ind w:left="3600" w:hanging="360"/>
+      </w:pPr>
+      <w:rPr>
+        <w:rFonts w:ascii="Wingdings" w:hAnsi="Wingdings" w:hint="default"/>
+        <w:sz w:val="20"/>
+      </w:rPr>
+    </w:lvl>
+    <w:lvl w:ilvl="5" w:tentative="1">
+      <w:start w:val="1"/>
+      <w:numFmt w:val="bullet"/>
+      <w:lvlText w:val=""/>
+      <w:lvlJc w:val="left"/>
+      <w:pPr>
+        <w:tabs>
+          <w:tab w:val="num" w:pos="4320"/>
+        </w:tabs>
+        <w:ind w:left="4320" w:hanging="360"/>
+      </w:pPr>
+      <w:rPr>
+        <w:rFonts w:ascii="Wingdings" w:hAnsi="Wingdings" w:hint="default"/>
+        <w:sz w:val="20"/>
+      </w:rPr>
+    </w:lvl>
+    <w:lvl w:ilvl="6" w:tentative="1">
+      <w:start w:val="1"/>
+      <w:numFmt w:val="bullet"/>
+      <w:lvlText w:val=""/>
+      <w:lvlJc w:val="left"/>
+      <w:pPr>
+        <w:tabs>
+          <w:tab w:val="num" w:pos="5040"/>
+        </w:tabs>
+        <w:ind w:left="5040" w:hanging="360"/>
+      </w:pPr>
+      <w:rPr>
+        <w:rFonts w:ascii="Wingdings" w:hAnsi="Wingdings" w:hint="default"/>
+        <w:sz w:val="20"/>
+      </w:rPr>
+    </w:lvl>
+    <w:lvl w:ilvl="7" w:tentative="1">
+      <w:start w:val="1"/>
+      <w:numFmt w:val="bullet"/>
+      <w:lvlText w:val=""/>
+      <w:lvlJc w:val="left"/>
+      <w:pPr>
+        <w:tabs>
+          <w:tab w:val="num" w:pos="5760"/>
+        </w:tabs>
+        <w:ind w:left="5760" w:hanging="360"/>
+      </w:pPr>
+      <w:rPr>
+        <w:rFonts w:ascii="Wingdings" w:hAnsi="Wingdings" w:hint="default"/>
+        <w:sz w:val="20"/>
+      </w:rPr>
+    </w:lvl>
+    <w:lvl w:ilvl="8" w:tentative="1">
+      <w:start w:val="1"/>
+      <w:numFmt w:val="bullet"/>
+      <w:lvlText w:val=""/>
+      <w:lvlJc w:val="left"/>
+      <w:pPr>
+        <w:tabs>
+          <w:tab w:val="num" w:pos="6480"/>
+        </w:tabs>
+        <w:ind w:left="6480" w:hanging="360"/>
+      </w:pPr>
+      <w:rPr>
+        <w:rFonts w:ascii="Wingdings" w:hAnsi="Wingdings" w:hint="default"/>
+        <w:sz w:val="20"/>
+      </w:rPr>
+    </w:lvl>
+  </w:abstractNum>
+  <w:abstractNum w:abstractNumId="1" w15:restartNumberingAfterBreak="0">
     <w:nsid w:val="0CE271C4"/>
     <w:multiLevelType w:val="multilevel"/>
     <w:tmpl w:val="83AE4E7E"/>
@@ -2729,7 +2734,901 @@
       </w:rPr>
     </w:lvl>
   </w:abstractNum>
-  <w:abstractNum w:abstractNumId="1" w15:restartNumberingAfterBreak="0">
+  <w:abstractNum w:abstractNumId="2" w15:restartNumberingAfterBreak="0">
+    <w:nsid w:val="1186653D"/>
+    <w:multiLevelType w:val="multilevel"/>
+    <w:tmpl w:val="26CCDE14"/>
+    <w:lvl w:ilvl="0">
+      <w:start w:val="1"/>
+      <w:numFmt w:val="bullet"/>
+      <w:lvlText w:val=""/>
+      <w:lvlJc w:val="left"/>
+      <w:pPr>
+        <w:tabs>
+          <w:tab w:val="num" w:pos="720"/>
+        </w:tabs>
+        <w:ind w:left="720" w:hanging="360"/>
+      </w:pPr>
+      <w:rPr>
+        <w:rFonts w:ascii="Symbol" w:hAnsi="Symbol" w:hint="default"/>
+        <w:sz w:val="20"/>
+      </w:rPr>
+    </w:lvl>
+    <w:lvl w:ilvl="1" w:tentative="1">
+      <w:start w:val="1"/>
+      <w:numFmt w:val="bullet"/>
+      <w:lvlText w:val="o"/>
+      <w:lvlJc w:val="left"/>
+      <w:pPr>
+        <w:tabs>
+          <w:tab w:val="num" w:pos="1440"/>
+        </w:tabs>
+        <w:ind w:left="1440" w:hanging="360"/>
+      </w:pPr>
+      <w:rPr>
+        <w:rFonts w:ascii="Courier New" w:hAnsi="Courier New" w:hint="default"/>
+        <w:sz w:val="20"/>
+      </w:rPr>
+    </w:lvl>
+    <w:lvl w:ilvl="2" w:tentative="1">
+      <w:start w:val="1"/>
+      <w:numFmt w:val="bullet"/>
+      <w:lvlText w:val=""/>
+      <w:lvlJc w:val="left"/>
+      <w:pPr>
+        <w:tabs>
+          <w:tab w:val="num" w:pos="2160"/>
+        </w:tabs>
+        <w:ind w:left="2160" w:hanging="360"/>
+      </w:pPr>
+      <w:rPr>
+        <w:rFonts w:ascii="Wingdings" w:hAnsi="Wingdings" w:hint="default"/>
+        <w:sz w:val="20"/>
+      </w:rPr>
+    </w:lvl>
+    <w:lvl w:ilvl="3" w:tentative="1">
+      <w:start w:val="1"/>
+      <w:numFmt w:val="bullet"/>
+      <w:lvlText w:val=""/>
+      <w:lvlJc w:val="left"/>
+      <w:pPr>
+        <w:tabs>
+          <w:tab w:val="num" w:pos="2880"/>
+        </w:tabs>
+        <w:ind w:left="2880" w:hanging="360"/>
+      </w:pPr>
+      <w:rPr>
+        <w:rFonts w:ascii="Wingdings" w:hAnsi="Wingdings" w:hint="default"/>
+        <w:sz w:val="20"/>
+      </w:rPr>
+    </w:lvl>
+    <w:lvl w:ilvl="4" w:tentative="1">
+      <w:start w:val="1"/>
+      <w:numFmt w:val="bullet"/>
+      <w:lvlText w:val=""/>
+      <w:lvlJc w:val="left"/>
+      <w:pPr>
+        <w:tabs>
+          <w:tab w:val="num" w:pos="3600"/>
+        </w:tabs>
+        <w:ind w:left="3600" w:hanging="360"/>
+      </w:pPr>
+      <w:rPr>
+        <w:rFonts w:ascii="Wingdings" w:hAnsi="Wingdings" w:hint="default"/>
+        <w:sz w:val="20"/>
+      </w:rPr>
+    </w:lvl>
+    <w:lvl w:ilvl="5" w:tentative="1">
+      <w:start w:val="1"/>
+      <w:numFmt w:val="bullet"/>
+      <w:lvlText w:val=""/>
+      <w:lvlJc w:val="left"/>
+      <w:pPr>
+        <w:tabs>
+          <w:tab w:val="num" w:pos="4320"/>
+        </w:tabs>
+        <w:ind w:left="4320" w:hanging="360"/>
+      </w:pPr>
+      <w:rPr>
+        <w:rFonts w:ascii="Wingdings" w:hAnsi="Wingdings" w:hint="default"/>
+        <w:sz w:val="20"/>
+      </w:rPr>
+    </w:lvl>
+    <w:lvl w:ilvl="6" w:tentative="1">
+      <w:start w:val="1"/>
+      <w:numFmt w:val="bullet"/>
+      <w:lvlText w:val=""/>
+      <w:lvlJc w:val="left"/>
+      <w:pPr>
+        <w:tabs>
+          <w:tab w:val="num" w:pos="5040"/>
+        </w:tabs>
+        <w:ind w:left="5040" w:hanging="360"/>
+      </w:pPr>
+      <w:rPr>
+        <w:rFonts w:ascii="Wingdings" w:hAnsi="Wingdings" w:hint="default"/>
+        <w:sz w:val="20"/>
+      </w:rPr>
+    </w:lvl>
+    <w:lvl w:ilvl="7" w:tentative="1">
+      <w:start w:val="1"/>
+      <w:numFmt w:val="bullet"/>
+      <w:lvlText w:val=""/>
+      <w:lvlJc w:val="left"/>
+      <w:pPr>
+        <w:tabs>
+          <w:tab w:val="num" w:pos="5760"/>
+        </w:tabs>
+        <w:ind w:left="5760" w:hanging="360"/>
+      </w:pPr>
+      <w:rPr>
+        <w:rFonts w:ascii="Wingdings" w:hAnsi="Wingdings" w:hint="default"/>
+        <w:sz w:val="20"/>
+      </w:rPr>
+    </w:lvl>
+    <w:lvl w:ilvl="8" w:tentative="1">
+      <w:start w:val="1"/>
+      <w:numFmt w:val="bullet"/>
+      <w:lvlText w:val=""/>
+      <w:lvlJc w:val="left"/>
+      <w:pPr>
+        <w:tabs>
+          <w:tab w:val="num" w:pos="6480"/>
+        </w:tabs>
+        <w:ind w:left="6480" w:hanging="360"/>
+      </w:pPr>
+      <w:rPr>
+        <w:rFonts w:ascii="Wingdings" w:hAnsi="Wingdings" w:hint="default"/>
+        <w:sz w:val="20"/>
+      </w:rPr>
+    </w:lvl>
+  </w:abstractNum>
+  <w:abstractNum w:abstractNumId="3" w15:restartNumberingAfterBreak="0">
+    <w:nsid w:val="1E4B649C"/>
+    <w:multiLevelType w:val="multilevel"/>
+    <w:tmpl w:val="F2B21D8C"/>
+    <w:lvl w:ilvl="0">
+      <w:start w:val="1"/>
+      <w:numFmt w:val="bullet"/>
+      <w:lvlText w:val=""/>
+      <w:lvlJc w:val="left"/>
+      <w:pPr>
+        <w:tabs>
+          <w:tab w:val="num" w:pos="720"/>
+        </w:tabs>
+        <w:ind w:left="720" w:hanging="360"/>
+      </w:pPr>
+      <w:rPr>
+        <w:rFonts w:ascii="Symbol" w:hAnsi="Symbol" w:hint="default"/>
+        <w:sz w:val="20"/>
+      </w:rPr>
+    </w:lvl>
+    <w:lvl w:ilvl="1" w:tentative="1">
+      <w:start w:val="1"/>
+      <w:numFmt w:val="bullet"/>
+      <w:lvlText w:val="o"/>
+      <w:lvlJc w:val="left"/>
+      <w:pPr>
+        <w:tabs>
+          <w:tab w:val="num" w:pos="1440"/>
+        </w:tabs>
+        <w:ind w:left="1440" w:hanging="360"/>
+      </w:pPr>
+      <w:rPr>
+        <w:rFonts w:ascii="Courier New" w:hAnsi="Courier New" w:hint="default"/>
+        <w:sz w:val="20"/>
+      </w:rPr>
+    </w:lvl>
+    <w:lvl w:ilvl="2" w:tentative="1">
+      <w:start w:val="1"/>
+      <w:numFmt w:val="bullet"/>
+      <w:lvlText w:val=""/>
+      <w:lvlJc w:val="left"/>
+      <w:pPr>
+        <w:tabs>
+          <w:tab w:val="num" w:pos="2160"/>
+        </w:tabs>
+        <w:ind w:left="2160" w:hanging="360"/>
+      </w:pPr>
+      <w:rPr>
+        <w:rFonts w:ascii="Wingdings" w:hAnsi="Wingdings" w:hint="default"/>
+        <w:sz w:val="20"/>
+      </w:rPr>
+    </w:lvl>
+    <w:lvl w:ilvl="3" w:tentative="1">
+      <w:start w:val="1"/>
+      <w:numFmt w:val="bullet"/>
+      <w:lvlText w:val=""/>
+      <w:lvlJc w:val="left"/>
+      <w:pPr>
+        <w:tabs>
+          <w:tab w:val="num" w:pos="2880"/>
+        </w:tabs>
+        <w:ind w:left="2880" w:hanging="360"/>
+      </w:pPr>
+      <w:rPr>
+        <w:rFonts w:ascii="Wingdings" w:hAnsi="Wingdings" w:hint="default"/>
+        <w:sz w:val="20"/>
+      </w:rPr>
+    </w:lvl>
+    <w:lvl w:ilvl="4" w:tentative="1">
+      <w:start w:val="1"/>
+      <w:numFmt w:val="bullet"/>
+      <w:lvlText w:val=""/>
+      <w:lvlJc w:val="left"/>
+      <w:pPr>
+        <w:tabs>
+          <w:tab w:val="num" w:pos="3600"/>
+        </w:tabs>
+        <w:ind w:left="3600" w:hanging="360"/>
+      </w:pPr>
+      <w:rPr>
+        <w:rFonts w:ascii="Wingdings" w:hAnsi="Wingdings" w:hint="default"/>
+        <w:sz w:val="20"/>
+      </w:rPr>
+    </w:lvl>
+    <w:lvl w:ilvl="5" w:tentative="1">
+      <w:start w:val="1"/>
+      <w:numFmt w:val="bullet"/>
+      <w:lvlText w:val=""/>
+      <w:lvlJc w:val="left"/>
+      <w:pPr>
+        <w:tabs>
+          <w:tab w:val="num" w:pos="4320"/>
+        </w:tabs>
+        <w:ind w:left="4320" w:hanging="360"/>
+      </w:pPr>
+      <w:rPr>
+        <w:rFonts w:ascii="Wingdings" w:hAnsi="Wingdings" w:hint="default"/>
+        <w:sz w:val="20"/>
+      </w:rPr>
+    </w:lvl>
+    <w:lvl w:ilvl="6" w:tentative="1">
+      <w:start w:val="1"/>
+      <w:numFmt w:val="bullet"/>
+      <w:lvlText w:val=""/>
+      <w:lvlJc w:val="left"/>
+      <w:pPr>
+        <w:tabs>
+          <w:tab w:val="num" w:pos="5040"/>
+        </w:tabs>
+        <w:ind w:left="5040" w:hanging="360"/>
+      </w:pPr>
+      <w:rPr>
+        <w:rFonts w:ascii="Wingdings" w:hAnsi="Wingdings" w:hint="default"/>
+        <w:sz w:val="20"/>
+      </w:rPr>
+    </w:lvl>
+    <w:lvl w:ilvl="7" w:tentative="1">
+      <w:start w:val="1"/>
+      <w:numFmt w:val="bullet"/>
+      <w:lvlText w:val=""/>
+      <w:lvlJc w:val="left"/>
+      <w:pPr>
+        <w:tabs>
+          <w:tab w:val="num" w:pos="5760"/>
+        </w:tabs>
+        <w:ind w:left="5760" w:hanging="360"/>
+      </w:pPr>
+      <w:rPr>
+        <w:rFonts w:ascii="Wingdings" w:hAnsi="Wingdings" w:hint="default"/>
+        <w:sz w:val="20"/>
+      </w:rPr>
+    </w:lvl>
+    <w:lvl w:ilvl="8" w:tentative="1">
+      <w:start w:val="1"/>
+      <w:numFmt w:val="bullet"/>
+      <w:lvlText w:val=""/>
+      <w:lvlJc w:val="left"/>
+      <w:pPr>
+        <w:tabs>
+          <w:tab w:val="num" w:pos="6480"/>
+        </w:tabs>
+        <w:ind w:left="6480" w:hanging="360"/>
+      </w:pPr>
+      <w:rPr>
+        <w:rFonts w:ascii="Wingdings" w:hAnsi="Wingdings" w:hint="default"/>
+        <w:sz w:val="20"/>
+      </w:rPr>
+    </w:lvl>
+  </w:abstractNum>
+  <w:abstractNum w:abstractNumId="4" w15:restartNumberingAfterBreak="0">
+    <w:nsid w:val="3043446C"/>
+    <w:multiLevelType w:val="multilevel"/>
+    <w:tmpl w:val="5B52D1D6"/>
+    <w:lvl w:ilvl="0">
+      <w:start w:val="1"/>
+      <w:numFmt w:val="bullet"/>
+      <w:lvlText w:val=""/>
+      <w:lvlJc w:val="left"/>
+      <w:pPr>
+        <w:tabs>
+          <w:tab w:val="num" w:pos="720"/>
+        </w:tabs>
+        <w:ind w:left="720" w:hanging="360"/>
+      </w:pPr>
+      <w:rPr>
+        <w:rFonts w:ascii="Symbol" w:hAnsi="Symbol" w:hint="default"/>
+        <w:sz w:val="20"/>
+      </w:rPr>
+    </w:lvl>
+    <w:lvl w:ilvl="1" w:tentative="1">
+      <w:start w:val="1"/>
+      <w:numFmt w:val="bullet"/>
+      <w:lvlText w:val="o"/>
+      <w:lvlJc w:val="left"/>
+      <w:pPr>
+        <w:tabs>
+          <w:tab w:val="num" w:pos="1440"/>
+        </w:tabs>
+        <w:ind w:left="1440" w:hanging="360"/>
+      </w:pPr>
+      <w:rPr>
+        <w:rFonts w:ascii="Courier New" w:hAnsi="Courier New" w:hint="default"/>
+        <w:sz w:val="20"/>
+      </w:rPr>
+    </w:lvl>
+    <w:lvl w:ilvl="2" w:tentative="1">
+      <w:start w:val="1"/>
+      <w:numFmt w:val="bullet"/>
+      <w:lvlText w:val=""/>
+      <w:lvlJc w:val="left"/>
+      <w:pPr>
+        <w:tabs>
+          <w:tab w:val="num" w:pos="2160"/>
+        </w:tabs>
+        <w:ind w:left="2160" w:hanging="360"/>
+      </w:pPr>
+      <w:rPr>
+        <w:rFonts w:ascii="Wingdings" w:hAnsi="Wingdings" w:hint="default"/>
+        <w:sz w:val="20"/>
+      </w:rPr>
+    </w:lvl>
+    <w:lvl w:ilvl="3" w:tentative="1">
+      <w:start w:val="1"/>
+      <w:numFmt w:val="bullet"/>
+      <w:lvlText w:val=""/>
+      <w:lvlJc w:val="left"/>
+      <w:pPr>
+        <w:tabs>
+          <w:tab w:val="num" w:pos="2880"/>
+        </w:tabs>
+        <w:ind w:left="2880" w:hanging="360"/>
+      </w:pPr>
+      <w:rPr>
+        <w:rFonts w:ascii="Wingdings" w:hAnsi="Wingdings" w:hint="default"/>
+        <w:sz w:val="20"/>
+      </w:rPr>
+    </w:lvl>
+    <w:lvl w:ilvl="4" w:tentative="1">
+      <w:start w:val="1"/>
+      <w:numFmt w:val="bullet"/>
+      <w:lvlText w:val=""/>
+      <w:lvlJc w:val="left"/>
+      <w:pPr>
+        <w:tabs>
+          <w:tab w:val="num" w:pos="3600"/>
+        </w:tabs>
+        <w:ind w:left="3600" w:hanging="360"/>
+      </w:pPr>
+      <w:rPr>
+        <w:rFonts w:ascii="Wingdings" w:hAnsi="Wingdings" w:hint="default"/>
+        <w:sz w:val="20"/>
+      </w:rPr>
+    </w:lvl>
+    <w:lvl w:ilvl="5" w:tentative="1">
+      <w:start w:val="1"/>
+      <w:numFmt w:val="bullet"/>
+      <w:lvlText w:val=""/>
+      <w:lvlJc w:val="left"/>
+      <w:pPr>
+        <w:tabs>
+          <w:tab w:val="num" w:pos="4320"/>
+        </w:tabs>
+        <w:ind w:left="4320" w:hanging="360"/>
+      </w:pPr>
+      <w:rPr>
+        <w:rFonts w:ascii="Wingdings" w:hAnsi="Wingdings" w:hint="default"/>
+        <w:sz w:val="20"/>
+      </w:rPr>
+    </w:lvl>
+    <w:lvl w:ilvl="6" w:tentative="1">
+      <w:start w:val="1"/>
+      <w:numFmt w:val="bullet"/>
+      <w:lvlText w:val=""/>
+      <w:lvlJc w:val="left"/>
+      <w:pPr>
+        <w:tabs>
+          <w:tab w:val="num" w:pos="5040"/>
+        </w:tabs>
+        <w:ind w:left="5040" w:hanging="360"/>
+      </w:pPr>
+      <w:rPr>
+        <w:rFonts w:ascii="Wingdings" w:hAnsi="Wingdings" w:hint="default"/>
+        <w:sz w:val="20"/>
+      </w:rPr>
+    </w:lvl>
+    <w:lvl w:ilvl="7" w:tentative="1">
+      <w:start w:val="1"/>
+      <w:numFmt w:val="bullet"/>
+      <w:lvlText w:val=""/>
+      <w:lvlJc w:val="left"/>
+      <w:pPr>
+        <w:tabs>
+          <w:tab w:val="num" w:pos="5760"/>
+        </w:tabs>
+        <w:ind w:left="5760" w:hanging="360"/>
+      </w:pPr>
+      <w:rPr>
+        <w:rFonts w:ascii="Wingdings" w:hAnsi="Wingdings" w:hint="default"/>
+        <w:sz w:val="20"/>
+      </w:rPr>
+    </w:lvl>
+    <w:lvl w:ilvl="8" w:tentative="1">
+      <w:start w:val="1"/>
+      <w:numFmt w:val="bullet"/>
+      <w:lvlText w:val=""/>
+      <w:lvlJc w:val="left"/>
+      <w:pPr>
+        <w:tabs>
+          <w:tab w:val="num" w:pos="6480"/>
+        </w:tabs>
+        <w:ind w:left="6480" w:hanging="360"/>
+      </w:pPr>
+      <w:rPr>
+        <w:rFonts w:ascii="Wingdings" w:hAnsi="Wingdings" w:hint="default"/>
+        <w:sz w:val="20"/>
+      </w:rPr>
+    </w:lvl>
+  </w:abstractNum>
+  <w:abstractNum w:abstractNumId="5" w15:restartNumberingAfterBreak="0">
+    <w:nsid w:val="336C6A76"/>
+    <w:multiLevelType w:val="multilevel"/>
+    <w:tmpl w:val="D854CAA6"/>
+    <w:lvl w:ilvl="0">
+      <w:start w:val="1"/>
+      <w:numFmt w:val="bullet"/>
+      <w:lvlText w:val=""/>
+      <w:lvlJc w:val="left"/>
+      <w:pPr>
+        <w:tabs>
+          <w:tab w:val="num" w:pos="720"/>
+        </w:tabs>
+        <w:ind w:left="720" w:hanging="360"/>
+      </w:pPr>
+      <w:rPr>
+        <w:rFonts w:ascii="Symbol" w:hAnsi="Symbol" w:hint="default"/>
+        <w:sz w:val="20"/>
+      </w:rPr>
+    </w:lvl>
+    <w:lvl w:ilvl="1" w:tentative="1">
+      <w:start w:val="1"/>
+      <w:numFmt w:val="bullet"/>
+      <w:lvlText w:val="o"/>
+      <w:lvlJc w:val="left"/>
+      <w:pPr>
+        <w:tabs>
+          <w:tab w:val="num" w:pos="1440"/>
+        </w:tabs>
+        <w:ind w:left="1440" w:hanging="360"/>
+      </w:pPr>
+      <w:rPr>
+        <w:rFonts w:ascii="Courier New" w:hAnsi="Courier New" w:hint="default"/>
+        <w:sz w:val="20"/>
+      </w:rPr>
+    </w:lvl>
+    <w:lvl w:ilvl="2" w:tentative="1">
+      <w:start w:val="1"/>
+      <w:numFmt w:val="bullet"/>
+      <w:lvlText w:val=""/>
+      <w:lvlJc w:val="left"/>
+      <w:pPr>
+        <w:tabs>
+          <w:tab w:val="num" w:pos="2160"/>
+        </w:tabs>
+        <w:ind w:left="2160" w:hanging="360"/>
+      </w:pPr>
+      <w:rPr>
+        <w:rFonts w:ascii="Wingdings" w:hAnsi="Wingdings" w:hint="default"/>
+        <w:sz w:val="20"/>
+      </w:rPr>
+    </w:lvl>
+    <w:lvl w:ilvl="3" w:tentative="1">
+      <w:start w:val="1"/>
+      <w:numFmt w:val="bullet"/>
+      <w:lvlText w:val=""/>
+      <w:lvlJc w:val="left"/>
+      <w:pPr>
+        <w:tabs>
+          <w:tab w:val="num" w:pos="2880"/>
+        </w:tabs>
+        <w:ind w:left="2880" w:hanging="360"/>
+      </w:pPr>
+      <w:rPr>
+        <w:rFonts w:ascii="Wingdings" w:hAnsi="Wingdings" w:hint="default"/>
+        <w:sz w:val="20"/>
+      </w:rPr>
+    </w:lvl>
+    <w:lvl w:ilvl="4" w:tentative="1">
+      <w:start w:val="1"/>
+      <w:numFmt w:val="bullet"/>
+      <w:lvlText w:val=""/>
+      <w:lvlJc w:val="left"/>
+      <w:pPr>
+        <w:tabs>
+          <w:tab w:val="num" w:pos="3600"/>
+        </w:tabs>
+        <w:ind w:left="3600" w:hanging="360"/>
+      </w:pPr>
+      <w:rPr>
+        <w:rFonts w:ascii="Wingdings" w:hAnsi="Wingdings" w:hint="default"/>
+        <w:sz w:val="20"/>
+      </w:rPr>
+    </w:lvl>
+    <w:lvl w:ilvl="5" w:tentative="1">
+      <w:start w:val="1"/>
+      <w:numFmt w:val="bullet"/>
+      <w:lvlText w:val=""/>
+      <w:lvlJc w:val="left"/>
+      <w:pPr>
+        <w:tabs>
+          <w:tab w:val="num" w:pos="4320"/>
+        </w:tabs>
+        <w:ind w:left="4320" w:hanging="360"/>
+      </w:pPr>
+      <w:rPr>
+        <w:rFonts w:ascii="Wingdings" w:hAnsi="Wingdings" w:hint="default"/>
+        <w:sz w:val="20"/>
+      </w:rPr>
+    </w:lvl>
+    <w:lvl w:ilvl="6" w:tentative="1">
+      <w:start w:val="1"/>
+      <w:numFmt w:val="bullet"/>
+      <w:lvlText w:val=""/>
+      <w:lvlJc w:val="left"/>
+      <w:pPr>
+        <w:tabs>
+          <w:tab w:val="num" w:pos="5040"/>
+        </w:tabs>
+        <w:ind w:left="5040" w:hanging="360"/>
+      </w:pPr>
+      <w:rPr>
+        <w:rFonts w:ascii="Wingdings" w:hAnsi="Wingdings" w:hint="default"/>
+        <w:sz w:val="20"/>
+      </w:rPr>
+    </w:lvl>
+    <w:lvl w:ilvl="7" w:tentative="1">
+      <w:start w:val="1"/>
+      <w:numFmt w:val="bullet"/>
+      <w:lvlText w:val=""/>
+      <w:lvlJc w:val="left"/>
+      <w:pPr>
+        <w:tabs>
+          <w:tab w:val="num" w:pos="5760"/>
+        </w:tabs>
+        <w:ind w:left="5760" w:hanging="360"/>
+      </w:pPr>
+      <w:rPr>
+        <w:rFonts w:ascii="Wingdings" w:hAnsi="Wingdings" w:hint="default"/>
+        <w:sz w:val="20"/>
+      </w:rPr>
+    </w:lvl>
+    <w:lvl w:ilvl="8" w:tentative="1">
+      <w:start w:val="1"/>
+      <w:numFmt w:val="bullet"/>
+      <w:lvlText w:val=""/>
+      <w:lvlJc w:val="left"/>
+      <w:pPr>
+        <w:tabs>
+          <w:tab w:val="num" w:pos="6480"/>
+        </w:tabs>
+        <w:ind w:left="6480" w:hanging="360"/>
+      </w:pPr>
+      <w:rPr>
+        <w:rFonts w:ascii="Wingdings" w:hAnsi="Wingdings" w:hint="default"/>
+        <w:sz w:val="20"/>
+      </w:rPr>
+    </w:lvl>
+  </w:abstractNum>
+  <w:abstractNum w:abstractNumId="6" w15:restartNumberingAfterBreak="0">
+    <w:nsid w:val="38695B26"/>
+    <w:multiLevelType w:val="multilevel"/>
+    <w:tmpl w:val="2FFAEDCA"/>
+    <w:lvl w:ilvl="0">
+      <w:start w:val="1"/>
+      <w:numFmt w:val="bullet"/>
+      <w:lvlText w:val=""/>
+      <w:lvlJc w:val="left"/>
+      <w:pPr>
+        <w:tabs>
+          <w:tab w:val="num" w:pos="720"/>
+        </w:tabs>
+        <w:ind w:left="720" w:hanging="360"/>
+      </w:pPr>
+      <w:rPr>
+        <w:rFonts w:ascii="Symbol" w:hAnsi="Symbol" w:hint="default"/>
+        <w:sz w:val="20"/>
+      </w:rPr>
+    </w:lvl>
+    <w:lvl w:ilvl="1" w:tentative="1">
+      <w:start w:val="1"/>
+      <w:numFmt w:val="bullet"/>
+      <w:lvlText w:val="o"/>
+      <w:lvlJc w:val="left"/>
+      <w:pPr>
+        <w:tabs>
+          <w:tab w:val="num" w:pos="1440"/>
+        </w:tabs>
+        <w:ind w:left="1440" w:hanging="360"/>
+      </w:pPr>
+      <w:rPr>
+        <w:rFonts w:ascii="Courier New" w:hAnsi="Courier New" w:hint="default"/>
+        <w:sz w:val="20"/>
+      </w:rPr>
+    </w:lvl>
+    <w:lvl w:ilvl="2" w:tentative="1">
+      <w:start w:val="1"/>
+      <w:numFmt w:val="bullet"/>
+      <w:lvlText w:val=""/>
+      <w:lvlJc w:val="left"/>
+      <w:pPr>
+        <w:tabs>
+          <w:tab w:val="num" w:pos="2160"/>
+        </w:tabs>
+        <w:ind w:left="2160" w:hanging="360"/>
+      </w:pPr>
+      <w:rPr>
+        <w:rFonts w:ascii="Wingdings" w:hAnsi="Wingdings" w:hint="default"/>
+        <w:sz w:val="20"/>
+      </w:rPr>
+    </w:lvl>
+    <w:lvl w:ilvl="3" w:tentative="1">
+      <w:start w:val="1"/>
+      <w:numFmt w:val="bullet"/>
+      <w:lvlText w:val=""/>
+      <w:lvlJc w:val="left"/>
+      <w:pPr>
+        <w:tabs>
+          <w:tab w:val="num" w:pos="2880"/>
+        </w:tabs>
+        <w:ind w:left="2880" w:hanging="360"/>
+      </w:pPr>
+      <w:rPr>
+        <w:rFonts w:ascii="Wingdings" w:hAnsi="Wingdings" w:hint="default"/>
+        <w:sz w:val="20"/>
+      </w:rPr>
+    </w:lvl>
+    <w:lvl w:ilvl="4" w:tentative="1">
+      <w:start w:val="1"/>
+      <w:numFmt w:val="bullet"/>
+      <w:lvlText w:val=""/>
+      <w:lvlJc w:val="left"/>
+      <w:pPr>
+        <w:tabs>
+          <w:tab w:val="num" w:pos="3600"/>
+        </w:tabs>
+        <w:ind w:left="3600" w:hanging="360"/>
+      </w:pPr>
+      <w:rPr>
+        <w:rFonts w:ascii="Wingdings" w:hAnsi="Wingdings" w:hint="default"/>
+        <w:sz w:val="20"/>
+      </w:rPr>
+    </w:lvl>
+    <w:lvl w:ilvl="5" w:tentative="1">
+      <w:start w:val="1"/>
+      <w:numFmt w:val="bullet"/>
+      <w:lvlText w:val=""/>
+      <w:lvlJc w:val="left"/>
+      <w:pPr>
+        <w:tabs>
+          <w:tab w:val="num" w:pos="4320"/>
+        </w:tabs>
+        <w:ind w:left="4320" w:hanging="360"/>
+      </w:pPr>
+      <w:rPr>
+        <w:rFonts w:ascii="Wingdings" w:hAnsi="Wingdings" w:hint="default"/>
+        <w:sz w:val="20"/>
+      </w:rPr>
+    </w:lvl>
+    <w:lvl w:ilvl="6" w:tentative="1">
+      <w:start w:val="1"/>
+      <w:numFmt w:val="bullet"/>
+      <w:lvlText w:val=""/>
+      <w:lvlJc w:val="left"/>
+      <w:pPr>
+        <w:tabs>
+          <w:tab w:val="num" w:pos="5040"/>
+        </w:tabs>
+        <w:ind w:left="5040" w:hanging="360"/>
+      </w:pPr>
+      <w:rPr>
+        <w:rFonts w:ascii="Wingdings" w:hAnsi="Wingdings" w:hint="default"/>
+        <w:sz w:val="20"/>
+      </w:rPr>
+    </w:lvl>
+    <w:lvl w:ilvl="7" w:tentative="1">
+      <w:start w:val="1"/>
+      <w:numFmt w:val="bullet"/>
+      <w:lvlText w:val=""/>
+      <w:lvlJc w:val="left"/>
+      <w:pPr>
+        <w:tabs>
+          <w:tab w:val="num" w:pos="5760"/>
+        </w:tabs>
+        <w:ind w:left="5760" w:hanging="360"/>
+      </w:pPr>
+      <w:rPr>
+        <w:rFonts w:ascii="Wingdings" w:hAnsi="Wingdings" w:hint="default"/>
+        <w:sz w:val="20"/>
+      </w:rPr>
+    </w:lvl>
+    <w:lvl w:ilvl="8" w:tentative="1">
+      <w:start w:val="1"/>
+      <w:numFmt w:val="bullet"/>
+      <w:lvlText w:val=""/>
+      <w:lvlJc w:val="left"/>
+      <w:pPr>
+        <w:tabs>
+          <w:tab w:val="num" w:pos="6480"/>
+        </w:tabs>
+        <w:ind w:left="6480" w:hanging="360"/>
+      </w:pPr>
+      <w:rPr>
+        <w:rFonts w:ascii="Wingdings" w:hAnsi="Wingdings" w:hint="default"/>
+        <w:sz w:val="20"/>
+      </w:rPr>
+    </w:lvl>
+  </w:abstractNum>
+  <w:abstractNum w:abstractNumId="7" w15:restartNumberingAfterBreak="0">
+    <w:nsid w:val="49B313FD"/>
+    <w:multiLevelType w:val="multilevel"/>
+    <w:tmpl w:val="24AC23D2"/>
+    <w:lvl w:ilvl="0">
+      <w:start w:val="1"/>
+      <w:numFmt w:val="bullet"/>
+      <w:lvlText w:val=""/>
+      <w:lvlJc w:val="left"/>
+      <w:pPr>
+        <w:tabs>
+          <w:tab w:val="num" w:pos="720"/>
+        </w:tabs>
+        <w:ind w:left="720" w:hanging="360"/>
+      </w:pPr>
+      <w:rPr>
+        <w:rFonts w:ascii="Symbol" w:hAnsi="Symbol" w:hint="default"/>
+        <w:sz w:val="20"/>
+      </w:rPr>
+    </w:lvl>
+    <w:lvl w:ilvl="1" w:tentative="1">
+      <w:start w:val="1"/>
+      <w:numFmt w:val="bullet"/>
+      <w:lvlText w:val="o"/>
+      <w:lvlJc w:val="left"/>
+      <w:pPr>
+        <w:tabs>
+          <w:tab w:val="num" w:pos="1440"/>
+        </w:tabs>
+        <w:ind w:left="1440" w:hanging="360"/>
+      </w:pPr>
+      <w:rPr>
+        <w:rFonts w:ascii="Courier New" w:hAnsi="Courier New" w:hint="default"/>
+        <w:sz w:val="20"/>
+      </w:rPr>
+    </w:lvl>
+    <w:lvl w:ilvl="2" w:tentative="1">
+      <w:start w:val="1"/>
+      <w:numFmt w:val="bullet"/>
+      <w:lvlText w:val=""/>
+      <w:lvlJc w:val="left"/>
+      <w:pPr>
+        <w:tabs>
+          <w:tab w:val="num" w:pos="2160"/>
+        </w:tabs>
+        <w:ind w:left="2160" w:hanging="360"/>
+      </w:pPr>
+      <w:rPr>
+        <w:rFonts w:ascii="Wingdings" w:hAnsi="Wingdings" w:hint="default"/>
+        <w:sz w:val="20"/>
+      </w:rPr>
+    </w:lvl>
+    <w:lvl w:ilvl="3" w:tentative="1">
+      <w:start w:val="1"/>
+      <w:numFmt w:val="bullet"/>
+      <w:lvlText w:val=""/>
+      <w:lvlJc w:val="left"/>
+      <w:pPr>
+        <w:tabs>
+          <w:tab w:val="num" w:pos="2880"/>
+        </w:tabs>
+        <w:ind w:left="2880" w:hanging="360"/>
+      </w:pPr>
+      <w:rPr>
+        <w:rFonts w:ascii="Wingdings" w:hAnsi="Wingdings" w:hint="default"/>
+        <w:sz w:val="20"/>
+      </w:rPr>
+    </w:lvl>
+    <w:lvl w:ilvl="4" w:tentative="1">
+      <w:start w:val="1"/>
+      <w:numFmt w:val="bullet"/>
+      <w:lvlText w:val=""/>
+      <w:lvlJc w:val="left"/>
+      <w:pPr>
+        <w:tabs>
+          <w:tab w:val="num" w:pos="3600"/>
+        </w:tabs>
+        <w:ind w:left="3600" w:hanging="360"/>
+      </w:pPr>
+      <w:rPr>
+        <w:rFonts w:ascii="Wingdings" w:hAnsi="Wingdings" w:hint="default"/>
+        <w:sz w:val="20"/>
+      </w:rPr>
+    </w:lvl>
+    <w:lvl w:ilvl="5" w:tentative="1">
+      <w:start w:val="1"/>
+      <w:numFmt w:val="bullet"/>
+      <w:lvlText w:val=""/>
+      <w:lvlJc w:val="left"/>
+      <w:pPr>
+        <w:tabs>
+          <w:tab w:val="num" w:pos="4320"/>
+        </w:tabs>
+        <w:ind w:left="4320" w:hanging="360"/>
+      </w:pPr>
+      <w:rPr>
+        <w:rFonts w:ascii="Wingdings" w:hAnsi="Wingdings" w:hint="default"/>
+        <w:sz w:val="20"/>
+      </w:rPr>
+    </w:lvl>
+    <w:lvl w:ilvl="6" w:tentative="1">
+      <w:start w:val="1"/>
+      <w:numFmt w:val="bullet"/>
+      <w:lvlText w:val=""/>
+      <w:lvlJc w:val="left"/>
+      <w:pPr>
+        <w:tabs>
+          <w:tab w:val="num" w:pos="5040"/>
+        </w:tabs>
+        <w:ind w:left="5040" w:hanging="360"/>
+      </w:pPr>
+      <w:rPr>
+        <w:rFonts w:ascii="Wingdings" w:hAnsi="Wingdings" w:hint="default"/>
+        <w:sz w:val="20"/>
+      </w:rPr>
+    </w:lvl>
+    <w:lvl w:ilvl="7" w:tentative="1">
+      <w:start w:val="1"/>
+      <w:numFmt w:val="bullet"/>
+      <w:lvlText w:val=""/>
+      <w:lvlJc w:val="left"/>
+      <w:pPr>
+        <w:tabs>
+          <w:tab w:val="num" w:pos="5760"/>
+        </w:tabs>
+        <w:ind w:left="5760" w:hanging="360"/>
+      </w:pPr>
+      <w:rPr>
+        <w:rFonts w:ascii="Wingdings" w:hAnsi="Wingdings" w:hint="default"/>
+        <w:sz w:val="20"/>
+      </w:rPr>
+    </w:lvl>
+    <w:lvl w:ilvl="8" w:tentative="1">
+      <w:start w:val="1"/>
+      <w:numFmt w:val="bullet"/>
+      <w:lvlText w:val=""/>
+      <w:lvlJc w:val="left"/>
+      <w:pPr>
+        <w:tabs>
+          <w:tab w:val="num" w:pos="6480"/>
+        </w:tabs>
+        <w:ind w:left="6480" w:hanging="360"/>
+      </w:pPr>
+      <w:rPr>
+        <w:rFonts w:ascii="Wingdings" w:hAnsi="Wingdings" w:hint="default"/>
+        <w:sz w:val="20"/>
+      </w:rPr>
+    </w:lvl>
+  </w:abstractNum>
+  <w:abstractNum w:abstractNumId="8" w15:restartNumberingAfterBreak="0">
     <w:nsid w:val="49EB09A4"/>
     <w:multiLevelType w:val="multilevel"/>
     <w:tmpl w:val="27C8B140"/>
@@ -2878,7 +3777,156 @@
       </w:rPr>
     </w:lvl>
   </w:abstractNum>
-  <w:abstractNum w:abstractNumId="2" w15:restartNumberingAfterBreak="0">
+  <w:abstractNum w:abstractNumId="9" w15:restartNumberingAfterBreak="0">
+    <w:nsid w:val="4B400BC2"/>
+    <w:multiLevelType w:val="multilevel"/>
+    <w:tmpl w:val="7AF8F9D0"/>
+    <w:lvl w:ilvl="0">
+      <w:start w:val="1"/>
+      <w:numFmt w:val="bullet"/>
+      <w:lvlText w:val=""/>
+      <w:lvlJc w:val="left"/>
+      <w:pPr>
+        <w:tabs>
+          <w:tab w:val="num" w:pos="720"/>
+        </w:tabs>
+        <w:ind w:left="720" w:hanging="360"/>
+      </w:pPr>
+      <w:rPr>
+        <w:rFonts w:ascii="Symbol" w:hAnsi="Symbol" w:hint="default"/>
+        <w:sz w:val="20"/>
+      </w:rPr>
+    </w:lvl>
+    <w:lvl w:ilvl="1" w:tentative="1">
+      <w:start w:val="1"/>
+      <w:numFmt w:val="bullet"/>
+      <w:lvlText w:val="o"/>
+      <w:lvlJc w:val="left"/>
+      <w:pPr>
+        <w:tabs>
+          <w:tab w:val="num" w:pos="1440"/>
+        </w:tabs>
+        <w:ind w:left="1440" w:hanging="360"/>
+      </w:pPr>
+      <w:rPr>
+        <w:rFonts w:ascii="Courier New" w:hAnsi="Courier New" w:hint="default"/>
+        <w:sz w:val="20"/>
+      </w:rPr>
+    </w:lvl>
+    <w:lvl w:ilvl="2" w:tentative="1">
+      <w:start w:val="1"/>
+      <w:numFmt w:val="bullet"/>
+      <w:lvlText w:val=""/>
+      <w:lvlJc w:val="left"/>
+      <w:pPr>
+        <w:tabs>
+          <w:tab w:val="num" w:pos="2160"/>
+        </w:tabs>
+        <w:ind w:left="2160" w:hanging="360"/>
+      </w:pPr>
+      <w:rPr>
+        <w:rFonts w:ascii="Wingdings" w:hAnsi="Wingdings" w:hint="default"/>
+        <w:sz w:val="20"/>
+      </w:rPr>
+    </w:lvl>
+    <w:lvl w:ilvl="3" w:tentative="1">
+      <w:start w:val="1"/>
+      <w:numFmt w:val="bullet"/>
+      <w:lvlText w:val=""/>
+      <w:lvlJc w:val="left"/>
+      <w:pPr>
+        <w:tabs>
+          <w:tab w:val="num" w:pos="2880"/>
+        </w:tabs>
+        <w:ind w:left="2880" w:hanging="360"/>
+      </w:pPr>
+      <w:rPr>
+        <w:rFonts w:ascii="Wingdings" w:hAnsi="Wingdings" w:hint="default"/>
+        <w:sz w:val="20"/>
+      </w:rPr>
+    </w:lvl>
+    <w:lvl w:ilvl="4" w:tentative="1">
+      <w:start w:val="1"/>
+      <w:numFmt w:val="bullet"/>
+      <w:lvlText w:val=""/>
+      <w:lvlJc w:val="left"/>
+      <w:pPr>
+        <w:tabs>
+          <w:tab w:val="num" w:pos="3600"/>
+        </w:tabs>
+        <w:ind w:left="3600" w:hanging="360"/>
+      </w:pPr>
+      <w:rPr>
+        <w:rFonts w:ascii="Wingdings" w:hAnsi="Wingdings" w:hint="default"/>
+        <w:sz w:val="20"/>
+      </w:rPr>
+    </w:lvl>
+    <w:lvl w:ilvl="5" w:tentative="1">
+      <w:start w:val="1"/>
+      <w:numFmt w:val="bullet"/>
+      <w:lvlText w:val=""/>
+      <w:lvlJc w:val="left"/>
+      <w:pPr>
+        <w:tabs>
+          <w:tab w:val="num" w:pos="4320"/>
+        </w:tabs>
+        <w:ind w:left="4320" w:hanging="360"/>
+      </w:pPr>
+      <w:rPr>
+        <w:rFonts w:ascii="Wingdings" w:hAnsi="Wingdings" w:hint="default"/>
+        <w:sz w:val="20"/>
+      </w:rPr>
+    </w:lvl>
+    <w:lvl w:ilvl="6" w:tentative="1">
+      <w:start w:val="1"/>
+      <w:numFmt w:val="bullet"/>
+      <w:lvlText w:val=""/>
+      <w:lvlJc w:val="left"/>
+      <w:pPr>
+        <w:tabs>
+          <w:tab w:val="num" w:pos="5040"/>
+        </w:tabs>
+        <w:ind w:left="5040" w:hanging="360"/>
+      </w:pPr>
+      <w:rPr>
+        <w:rFonts w:ascii="Wingdings" w:hAnsi="Wingdings" w:hint="default"/>
+        <w:sz w:val="20"/>
+      </w:rPr>
+    </w:lvl>
+    <w:lvl w:ilvl="7" w:tentative="1">
+      <w:start w:val="1"/>
+      <w:numFmt w:val="bullet"/>
+      <w:lvlText w:val=""/>
+      <w:lvlJc w:val="left"/>
+      <w:pPr>
+        <w:tabs>
+          <w:tab w:val="num" w:pos="5760"/>
+        </w:tabs>
+        <w:ind w:left="5760" w:hanging="360"/>
+      </w:pPr>
+      <w:rPr>
+        <w:rFonts w:ascii="Wingdings" w:hAnsi="Wingdings" w:hint="default"/>
+        <w:sz w:val="20"/>
+      </w:rPr>
+    </w:lvl>
+    <w:lvl w:ilvl="8" w:tentative="1">
+      <w:start w:val="1"/>
+      <w:numFmt w:val="bullet"/>
+      <w:lvlText w:val=""/>
+      <w:lvlJc w:val="left"/>
+      <w:pPr>
+        <w:tabs>
+          <w:tab w:val="num" w:pos="6480"/>
+        </w:tabs>
+        <w:ind w:left="6480" w:hanging="360"/>
+      </w:pPr>
+      <w:rPr>
+        <w:rFonts w:ascii="Wingdings" w:hAnsi="Wingdings" w:hint="default"/>
+        <w:sz w:val="20"/>
+      </w:rPr>
+    </w:lvl>
+  </w:abstractNum>
+  <w:abstractNum w:abstractNumId="10" w15:restartNumberingAfterBreak="0">
     <w:nsid w:val="61427128"/>
     <w:multiLevelType w:val="multilevel"/>
     <w:tmpl w:val="C794EFD2"/>
@@ -3027,7 +4075,7 @@
       </w:rPr>
     </w:lvl>
   </w:abstractNum>
-  <w:abstractNum w:abstractNumId="3" w15:restartNumberingAfterBreak="0">
+  <w:abstractNum w:abstractNumId="11" w15:restartNumberingAfterBreak="0">
     <w:nsid w:val="65315DD7"/>
     <w:multiLevelType w:val="multilevel"/>
     <w:tmpl w:val="890C28FA"/>
@@ -3176,7 +4224,156 @@
       </w:rPr>
     </w:lvl>
   </w:abstractNum>
-  <w:abstractNum w:abstractNumId="4" w15:restartNumberingAfterBreak="0">
+  <w:abstractNum w:abstractNumId="12" w15:restartNumberingAfterBreak="0">
+    <w:nsid w:val="7C297346"/>
+    <w:multiLevelType w:val="multilevel"/>
+    <w:tmpl w:val="2A545B76"/>
+    <w:lvl w:ilvl="0">
+      <w:start w:val="1"/>
+      <w:numFmt w:val="bullet"/>
+      <w:lvlText w:val=""/>
+      <w:lvlJc w:val="left"/>
+      <w:pPr>
+        <w:tabs>
+          <w:tab w:val="num" w:pos="720"/>
+        </w:tabs>
+        <w:ind w:left="720" w:hanging="360"/>
+      </w:pPr>
+      <w:rPr>
+        <w:rFonts w:ascii="Symbol" w:hAnsi="Symbol" w:hint="default"/>
+        <w:sz w:val="20"/>
+      </w:rPr>
+    </w:lvl>
+    <w:lvl w:ilvl="1" w:tentative="1">
+      <w:start w:val="1"/>
+      <w:numFmt w:val="bullet"/>
+      <w:lvlText w:val="o"/>
+      <w:lvlJc w:val="left"/>
+      <w:pPr>
+        <w:tabs>
+          <w:tab w:val="num" w:pos="1440"/>
+        </w:tabs>
+        <w:ind w:left="1440" w:hanging="360"/>
+      </w:pPr>
+      <w:rPr>
+        <w:rFonts w:ascii="Courier New" w:hAnsi="Courier New" w:hint="default"/>
+        <w:sz w:val="20"/>
+      </w:rPr>
+    </w:lvl>
+    <w:lvl w:ilvl="2" w:tentative="1">
+      <w:start w:val="1"/>
+      <w:numFmt w:val="bullet"/>
+      <w:lvlText w:val=""/>
+      <w:lvlJc w:val="left"/>
+      <w:pPr>
+        <w:tabs>
+          <w:tab w:val="num" w:pos="2160"/>
+        </w:tabs>
+        <w:ind w:left="2160" w:hanging="360"/>
+      </w:pPr>
+      <w:rPr>
+        <w:rFonts w:ascii="Wingdings" w:hAnsi="Wingdings" w:hint="default"/>
+        <w:sz w:val="20"/>
+      </w:rPr>
+    </w:lvl>
+    <w:lvl w:ilvl="3" w:tentative="1">
+      <w:start w:val="1"/>
+      <w:numFmt w:val="bullet"/>
+      <w:lvlText w:val=""/>
+      <w:lvlJc w:val="left"/>
+      <w:pPr>
+        <w:tabs>
+          <w:tab w:val="num" w:pos="2880"/>
+        </w:tabs>
+        <w:ind w:left="2880" w:hanging="360"/>
+      </w:pPr>
+      <w:rPr>
+        <w:rFonts w:ascii="Wingdings" w:hAnsi="Wingdings" w:hint="default"/>
+        <w:sz w:val="20"/>
+      </w:rPr>
+    </w:lvl>
+    <w:lvl w:ilvl="4" w:tentative="1">
+      <w:start w:val="1"/>
+      <w:numFmt w:val="bullet"/>
+      <w:lvlText w:val=""/>
+      <w:lvlJc w:val="left"/>
+      <w:pPr>
+        <w:tabs>
+          <w:tab w:val="num" w:pos="3600"/>
+        </w:tabs>
+        <w:ind w:left="3600" w:hanging="360"/>
+      </w:pPr>
+      <w:rPr>
+        <w:rFonts w:ascii="Wingdings" w:hAnsi="Wingdings" w:hint="default"/>
+        <w:sz w:val="20"/>
+      </w:rPr>
+    </w:lvl>
+    <w:lvl w:ilvl="5" w:tentative="1">
+      <w:start w:val="1"/>
+      <w:numFmt w:val="bullet"/>
+      <w:lvlText w:val=""/>
+      <w:lvlJc w:val="left"/>
+      <w:pPr>
+        <w:tabs>
+          <w:tab w:val="num" w:pos="4320"/>
+        </w:tabs>
+        <w:ind w:left="4320" w:hanging="360"/>
+      </w:pPr>
+      <w:rPr>
+        <w:rFonts w:ascii="Wingdings" w:hAnsi="Wingdings" w:hint="default"/>
+        <w:sz w:val="20"/>
+      </w:rPr>
+    </w:lvl>
+    <w:lvl w:ilvl="6" w:tentative="1">
+      <w:start w:val="1"/>
+      <w:numFmt w:val="bullet"/>
+      <w:lvlText w:val=""/>
+      <w:lvlJc w:val="left"/>
+      <w:pPr>
+        <w:tabs>
+          <w:tab w:val="num" w:pos="5040"/>
+        </w:tabs>
+        <w:ind w:left="5040" w:hanging="360"/>
+      </w:pPr>
+      <w:rPr>
+        <w:rFonts w:ascii="Wingdings" w:hAnsi="Wingdings" w:hint="default"/>
+        <w:sz w:val="20"/>
+      </w:rPr>
+    </w:lvl>
+    <w:lvl w:ilvl="7" w:tentative="1">
+      <w:start w:val="1"/>
+      <w:numFmt w:val="bullet"/>
+      <w:lvlText w:val=""/>
+      <w:lvlJc w:val="left"/>
+      <w:pPr>
+        <w:tabs>
+          <w:tab w:val="num" w:pos="5760"/>
+        </w:tabs>
+        <w:ind w:left="5760" w:hanging="360"/>
+      </w:pPr>
+      <w:rPr>
+        <w:rFonts w:ascii="Wingdings" w:hAnsi="Wingdings" w:hint="default"/>
+        <w:sz w:val="20"/>
+      </w:rPr>
+    </w:lvl>
+    <w:lvl w:ilvl="8" w:tentative="1">
+      <w:start w:val="1"/>
+      <w:numFmt w:val="bullet"/>
+      <w:lvlText w:val=""/>
+      <w:lvlJc w:val="left"/>
+      <w:pPr>
+        <w:tabs>
+          <w:tab w:val="num" w:pos="6480"/>
+        </w:tabs>
+        <w:ind w:left="6480" w:hanging="360"/>
+      </w:pPr>
+      <w:rPr>
+        <w:rFonts w:ascii="Wingdings" w:hAnsi="Wingdings" w:hint="default"/>
+        <w:sz w:val="20"/>
+      </w:rPr>
+    </w:lvl>
+  </w:abstractNum>
+  <w:abstractNum w:abstractNumId="13" w15:restartNumberingAfterBreak="0">
     <w:nsid w:val="7D2548B7"/>
     <w:multiLevelType w:val="multilevel"/>
     <w:tmpl w:val="D6B478D4"/>
@@ -3326,19 +4523,46 @@
     </w:lvl>
   </w:abstractNum>
   <w:num w:numId="1" w16cid:durableId="1933009578">
+    <w:abstractNumId w:val="13"/>
+  </w:num>
+  <w:num w:numId="2" w16cid:durableId="960653095">
+    <w:abstractNumId w:val="8"/>
+  </w:num>
+  <w:num w:numId="3" w16cid:durableId="1666124659">
+    <w:abstractNumId w:val="1"/>
+  </w:num>
+  <w:num w:numId="4" w16cid:durableId="1990206351">
+    <w:abstractNumId w:val="10"/>
+  </w:num>
+  <w:num w:numId="5" w16cid:durableId="1076897298">
+    <w:abstractNumId w:val="11"/>
+  </w:num>
+  <w:num w:numId="6" w16cid:durableId="1939290552">
+    <w:abstractNumId w:val="3"/>
+  </w:num>
+  <w:num w:numId="7" w16cid:durableId="1852646343">
+    <w:abstractNumId w:val="0"/>
+  </w:num>
+  <w:num w:numId="8" w16cid:durableId="1560172570">
     <w:abstractNumId w:val="4"/>
   </w:num>
-  <w:num w:numId="2" w16cid:durableId="960653095">
-    <w:abstractNumId w:val="1"/>
+  <w:num w:numId="9" w16cid:durableId="1818497650">
+    <w:abstractNumId w:val="5"/>
   </w:num>
-  <w:num w:numId="3" w16cid:durableId="1666124659">
-    <w:abstractNumId w:val="0"/>
+  <w:num w:numId="10" w16cid:durableId="1495413479">
+    <w:abstractNumId w:val="7"/>
   </w:num>
-  <w:num w:numId="4" w16cid:durableId="1990206351">
+  <w:num w:numId="11" w16cid:durableId="401568266">
+    <w:abstractNumId w:val="12"/>
+  </w:num>
+  <w:num w:numId="12" w16cid:durableId="509805018">
+    <w:abstractNumId w:val="9"/>
+  </w:num>
+  <w:num w:numId="13" w16cid:durableId="2120175704">
+    <w:abstractNumId w:val="6"/>
+  </w:num>
+  <w:num w:numId="14" w16cid:durableId="645353868">
     <w:abstractNumId w:val="2"/>
-  </w:num>
-  <w:num w:numId="5" w16cid:durableId="1076897298">
-    <w:abstractNumId w:val="3"/>
   </w:num>
 </w:numbering>
 </file>
